--- a/implementation/detailed-implementation-instructions/I-20 - .docx
+++ b/implementation/detailed-implementation-instructions/I-20 - .docx
@@ -2702,10 +2702,45 @@
         </w:rPr>
         <w:t>IN PROCESS</w:t>
       </w:r>
-    </w:p>
-    <w:p>
-      <w:r>
-        <w:t>Each Azure Function App should have its own environment configuration.</w:t>
+      <w:r>
+        <w:rPr>
+          <w:color w:val="A02B93" w:themeColor="accent5"/>
+        </w:rPr>
+        <w:t xml:space="preserve"> – Have not implemented QA and PROD.</w:t>
+      </w:r>
+    </w:p>
+    <w:p>
+      <w:r>
+        <w:t xml:space="preserve">Each </w:t>
+      </w:r>
+      <w:r>
+        <w:rPr>
+          <w:b/>
+          <w:bCs/>
+        </w:rPr>
+        <w:t>Azure Function App</w:t>
+      </w:r>
+      <w:r>
+        <w:t xml:space="preserve"> </w:t>
+      </w:r>
+      <w:r>
+        <w:rPr>
+          <w:u w:val="thick"/>
+        </w:rPr>
+        <w:t>should have</w:t>
+      </w:r>
+      <w:r>
+        <w:t xml:space="preserve"> its </w:t>
+      </w:r>
+      <w:r>
+        <w:rPr>
+          <w:b/>
+          <w:bCs/>
+        </w:rPr>
+        <w:t>own environment configuration</w:t>
+      </w:r>
+      <w:r>
+        <w:t>.</w:t>
       </w:r>
     </w:p>
     <w:p>
@@ -2729,15 +2764,29 @@
       </w:r>
     </w:p>
     <w:p>
-      <w:r>
+      <w:pPr>
+        <w:rPr>
+          <w:color w:val="A02B93" w:themeColor="accent5"/>
+        </w:rPr>
+      </w:pPr>
+      <w:r>
+        <w:rPr>
+          <w:color w:val="A02B93" w:themeColor="accent5"/>
+        </w:rPr>
         <w:t>policy-assist-orchestration-</w:t>
       </w:r>
       <w:proofErr w:type="spellStart"/>
       <w:r>
+        <w:rPr>
+          <w:color w:val="A02B93" w:themeColor="accent5"/>
+        </w:rPr>
         <w:t>func</w:t>
       </w:r>
       <w:proofErr w:type="spellEnd"/>
       <w:r>
+        <w:rPr>
+          <w:color w:val="A02B93" w:themeColor="accent5"/>
+        </w:rPr>
         <w:t>-app-dev</w:t>
       </w:r>
     </w:p>
@@ -2747,173 +2796,471 @@
       </w:r>
     </w:p>
     <w:p>
-      <w:r>
+      <w:pPr>
+        <w:rPr>
+          <w:color w:val="A02B93" w:themeColor="accent5"/>
+        </w:rPr>
+      </w:pPr>
+      <w:r>
+        <w:rPr>
+          <w:color w:val="A02B93" w:themeColor="accent5"/>
+        </w:rPr>
         <w:t>Development Search</w:t>
       </w:r>
     </w:p>
     <w:p>
-      <w:r>
+      <w:pPr>
+        <w:rPr>
+          <w:color w:val="A02B93" w:themeColor="accent5"/>
+        </w:rPr>
+      </w:pPr>
+      <w:r>
+        <w:rPr>
+          <w:color w:val="A02B93" w:themeColor="accent5"/>
+        </w:rPr>
         <w:t>Development Cosmos</w:t>
       </w:r>
     </w:p>
     <w:p>
-      <w:r>
+      <w:pPr>
+        <w:rPr>
+          <w:color w:val="A02B93" w:themeColor="accent5"/>
+        </w:rPr>
+      </w:pPr>
+      <w:r>
+        <w:rPr>
+          <w:color w:val="A02B93" w:themeColor="accent5"/>
+        </w:rPr>
         <w:t>Development Foundry/model</w:t>
       </w:r>
     </w:p>
     <w:p>
-      <w:r>
+      <w:pPr>
+        <w:rPr>
+          <w:color w:val="A02B93" w:themeColor="accent5"/>
+        </w:rPr>
+      </w:pPr>
+      <w:r>
+        <w:rPr>
+          <w:color w:val="A02B93" w:themeColor="accent5"/>
+        </w:rPr>
         <w:t>Development CORS</w:t>
       </w:r>
     </w:p>
     <w:p>
-      <w:r>
+      <w:pPr>
+        <w:rPr>
+          <w:color w:val="A02B93" w:themeColor="accent5"/>
+        </w:rPr>
+      </w:pPr>
+      <w:r>
+        <w:rPr>
+          <w:color w:val="A02B93" w:themeColor="accent5"/>
+        </w:rPr>
         <w:t>Development Entra configuration</w:t>
       </w:r>
     </w:p>
     <w:p>
-      <w:r>
+      <w:pPr>
+        <w:rPr>
+          <w:color w:val="A02B93" w:themeColor="accent5"/>
+        </w:rPr>
+      </w:pPr>
+      <w:r>
+        <w:rPr>
+          <w:color w:val="A02B93" w:themeColor="accent5"/>
+        </w:rPr>
         <w:t>Test should use Test resources only.</w:t>
       </w:r>
     </w:p>
     <w:p>
-      <w:r>
+      <w:pPr>
+        <w:rPr>
+          <w:color w:val="A02B93" w:themeColor="accent5"/>
+        </w:rPr>
+      </w:pPr>
+      <w:r>
+        <w:rPr>
+          <w:color w:val="A02B93" w:themeColor="accent5"/>
+        </w:rPr>
         <w:t>Production should use Production resources only.</w:t>
       </w:r>
     </w:p>
     <w:p>
       <w:r>
-        <w:t>Representative Function App settings might look like:</w:t>
-      </w:r>
-    </w:p>
-    <w:p>
-      <w:r>
+        <w:rPr>
+          <w:u w:val="thick"/>
+        </w:rPr>
+        <w:t>Representative</w:t>
+      </w:r>
+      <w:r>
+        <w:t xml:space="preserve"> </w:t>
+      </w:r>
+      <w:r>
+        <w:rPr>
+          <w:b/>
+          <w:bCs/>
+        </w:rPr>
+        <w:t>Function App settings</w:t>
+      </w:r>
+      <w:r>
+        <w:t xml:space="preserve"> might </w:t>
+      </w:r>
+      <w:r>
+        <w:rPr>
+          <w:u w:val="thick"/>
+        </w:rPr>
+        <w:t>look like</w:t>
+      </w:r>
+      <w:r>
+        <w:t>:</w:t>
+      </w:r>
+    </w:p>
+    <w:p>
+      <w:pPr>
+        <w:rPr>
+          <w:color w:val="A02B93" w:themeColor="accent5"/>
+        </w:rPr>
+      </w:pPr>
+      <w:r>
+        <w:rPr>
+          <w:color w:val="A02B93" w:themeColor="accent5"/>
+        </w:rPr>
         <w:t>APP_ENVIRONMENT=dev</w:t>
       </w:r>
     </w:p>
+    <w:p>
+      <w:pPr>
+        <w:rPr>
+          <w:color w:val="A02B93" w:themeColor="accent5"/>
+        </w:rPr>
+      </w:pPr>
+    </w:p>
+    <w:p>
+      <w:pPr>
+        <w:rPr>
+          <w:color w:val="A02B93" w:themeColor="accent5"/>
+        </w:rPr>
+      </w:pPr>
+      <w:r>
+        <w:rPr>
+          <w:color w:val="A02B93" w:themeColor="accent5"/>
+        </w:rPr>
+        <w:t>AZURE_SEARCH_ENDPOINT=https://&lt;dev-search&gt;.search.windows.net</w:t>
+      </w:r>
+    </w:p>
+    <w:p>
+      <w:pPr>
+        <w:rPr>
+          <w:color w:val="A02B93" w:themeColor="accent5"/>
+        </w:rPr>
+      </w:pPr>
+    </w:p>
+    <w:p>
+      <w:pPr>
+        <w:rPr>
+          <w:color w:val="A02B93" w:themeColor="accent5"/>
+        </w:rPr>
+      </w:pPr>
+      <w:r>
+        <w:rPr>
+          <w:color w:val="A02B93" w:themeColor="accent5"/>
+        </w:rPr>
+        <w:t>AZURE_SEARCH_INDEX_NAME=&lt;dev-index&gt;</w:t>
+      </w:r>
+    </w:p>
     <w:p/>
     <w:p>
-      <w:r>
-        <w:t>AZURE_SEARCH_ENDPOINT=https://&lt;dev-search&gt;.search.windows.net</w:t>
+      <w:pPr>
+        <w:rPr>
+          <w:color w:val="A02B93" w:themeColor="accent5"/>
+        </w:rPr>
+      </w:pPr>
+      <w:r>
+        <w:rPr>
+          <w:color w:val="A02B93" w:themeColor="accent5"/>
+        </w:rPr>
+        <w:t>AZURE_OPENAI_ENDPOINT=https://&lt;dev-model-endpoint&gt;</w:t>
+      </w:r>
+    </w:p>
+    <w:p>
+      <w:pPr>
+        <w:rPr>
+          <w:color w:val="A02B93" w:themeColor="accent5"/>
+        </w:rPr>
+      </w:pPr>
+    </w:p>
+    <w:p>
+      <w:pPr>
+        <w:rPr>
+          <w:color w:val="A02B93" w:themeColor="accent5"/>
+        </w:rPr>
+      </w:pPr>
+      <w:r>
+        <w:rPr>
+          <w:color w:val="A02B93" w:themeColor="accent5"/>
+        </w:rPr>
+        <w:t>AZURE_OPENAI_DEPLOYMENT=&lt;dev-deployment&gt;</w:t>
+      </w:r>
+    </w:p>
+    <w:p>
+      <w:pPr>
+        <w:rPr>
+          <w:color w:val="A02B93" w:themeColor="accent5"/>
+        </w:rPr>
+      </w:pPr>
+    </w:p>
+    <w:p>
+      <w:pPr>
+        <w:rPr>
+          <w:color w:val="A02B93" w:themeColor="accent5"/>
+        </w:rPr>
+      </w:pPr>
+      <w:r>
+        <w:rPr>
+          <w:color w:val="A02B93" w:themeColor="accent5"/>
+        </w:rPr>
+        <w:t>COSMOS_ENDPOINT=https://&lt;dev-cosmos&gt;.documents.azure.com:443/</w:t>
+      </w:r>
+    </w:p>
+    <w:p>
+      <w:pPr>
+        <w:rPr>
+          <w:color w:val="A02B93" w:themeColor="accent5"/>
+        </w:rPr>
+      </w:pPr>
+    </w:p>
+    <w:p>
+      <w:pPr>
+        <w:rPr>
+          <w:color w:val="A02B93" w:themeColor="accent5"/>
+        </w:rPr>
+      </w:pPr>
+      <w:r>
+        <w:rPr>
+          <w:color w:val="A02B93" w:themeColor="accent5"/>
+        </w:rPr>
+        <w:t>COSMOS_DATABASE_NAME=policy-assistant</w:t>
+      </w:r>
+    </w:p>
+    <w:p>
+      <w:pPr>
+        <w:rPr>
+          <w:color w:val="A02B93" w:themeColor="accent5"/>
+        </w:rPr>
+      </w:pPr>
+    </w:p>
+    <w:p>
+      <w:pPr>
+        <w:rPr>
+          <w:color w:val="A02B93" w:themeColor="accent5"/>
+        </w:rPr>
+      </w:pPr>
+      <w:r>
+        <w:rPr>
+          <w:color w:val="A02B93" w:themeColor="accent5"/>
+        </w:rPr>
+        <w:t>ALLOWED_ORIGINS=https://&lt;dev-react-host&gt;</w:t>
       </w:r>
     </w:p>
     <w:p/>
     <w:p>
-      <w:r>
-        <w:t>AZURE_SEARCH_INDEX_NAME=&lt;dev-index&gt;</w:t>
-      </w:r>
+      <w:pPr>
+        <w:rPr>
+          <w:color w:val="A02B93" w:themeColor="accent5"/>
+        </w:rPr>
+      </w:pPr>
+      <w:r>
+        <w:rPr>
+          <w:color w:val="A02B93" w:themeColor="accent5"/>
+        </w:rPr>
+        <w:t>LOG_LEVEL=INFO</w:t>
+      </w:r>
+    </w:p>
+    <w:p>
+      <w:r>
+        <w:rPr>
+          <w:u w:val="thick"/>
+        </w:rPr>
+        <w:t>Your</w:t>
+      </w:r>
+      <w:r>
+        <w:t xml:space="preserve"> </w:t>
+      </w:r>
+      <w:r>
+        <w:rPr>
+          <w:b/>
+          <w:bCs/>
+        </w:rPr>
+        <w:t>Python code</w:t>
+      </w:r>
+      <w:r>
+        <w:t xml:space="preserve"> </w:t>
+      </w:r>
+      <w:r>
+        <w:rPr>
+          <w:u w:val="thick"/>
+        </w:rPr>
+        <w:t>should read</w:t>
+      </w:r>
+      <w:r>
+        <w:t xml:space="preserve"> these </w:t>
+      </w:r>
+      <w:r>
+        <w:rPr>
+          <w:b/>
+          <w:bCs/>
+        </w:rPr>
+        <w:t>values</w:t>
+      </w:r>
+      <w:r>
+        <w:t xml:space="preserve"> </w:t>
+      </w:r>
+      <w:r>
+        <w:rPr>
+          <w:u w:val="thick"/>
+        </w:rPr>
+        <w:t>using</w:t>
+      </w:r>
+      <w:r>
+        <w:t xml:space="preserve"> </w:t>
+      </w:r>
+      <w:r>
+        <w:rPr>
+          <w:b/>
+          <w:bCs/>
+        </w:rPr>
+        <w:t>environment variables</w:t>
+      </w:r>
+      <w:r>
+        <w:t>.</w:t>
+      </w:r>
+    </w:p>
+    <w:p>
+      <w:r>
+        <w:t>For example:</w:t>
+      </w:r>
+    </w:p>
+    <w:p>
+      <w:pPr>
+        <w:rPr>
+          <w:color w:val="A02B93" w:themeColor="accent5"/>
+        </w:rPr>
+      </w:pPr>
+      <w:r>
+        <w:rPr>
+          <w:color w:val="A02B93" w:themeColor="accent5"/>
+        </w:rPr>
+        <w:t xml:space="preserve">import </w:t>
+      </w:r>
+      <w:proofErr w:type="spellStart"/>
+      <w:r>
+        <w:rPr>
+          <w:color w:val="A02B93" w:themeColor="accent5"/>
+        </w:rPr>
+        <w:t>os</w:t>
+      </w:r>
+      <w:proofErr w:type="spellEnd"/>
     </w:p>
     <w:p/>
     <w:p>
-      <w:r>
-        <w:t>AZURE_OPENAI_ENDPOINT=https://&lt;dev-model-endpoint&gt;</w:t>
-      </w:r>
-    </w:p>
-    <w:p/>
-    <w:p>
-      <w:r>
-        <w:t>AZURE_OPENAI_DEPLOYMENT=&lt;dev-deployment&gt;</w:t>
-      </w:r>
-    </w:p>
-    <w:p/>
-    <w:p>
-      <w:r>
-        <w:t>COSMOS_ENDPOINT=https://&lt;dev-cosmos&gt;.documents.azure.com:443/</w:t>
-      </w:r>
-    </w:p>
-    <w:p/>
-    <w:p>
-      <w:r>
-        <w:t>COSMOS_DATABASE_NAME=policy-assistant</w:t>
-      </w:r>
-    </w:p>
-    <w:p/>
-    <w:p>
-      <w:r>
-        <w:t>ALLOWED_ORIGINS=https://&lt;dev-react-host&gt;</w:t>
-      </w:r>
-    </w:p>
-    <w:p/>
-    <w:p>
-      <w:r>
-        <w:t>LOG_LEVEL=INFO</w:t>
-      </w:r>
-    </w:p>
-    <w:p>
-      <w:r>
-        <w:t>Your Python code should read these values using environment variables.</w:t>
-      </w:r>
-    </w:p>
-    <w:p>
-      <w:r>
-        <w:t>For example:</w:t>
-      </w:r>
-    </w:p>
-    <w:p>
-      <w:r>
-        <w:t xml:space="preserve">import </w:t>
-      </w:r>
+      <w:pPr>
+        <w:rPr>
+          <w:color w:val="A02B93" w:themeColor="accent5"/>
+        </w:rPr>
+      </w:pPr>
       <w:proofErr w:type="spellStart"/>
       <w:r>
-        <w:t>os</w:t>
+        <w:rPr>
+          <w:color w:val="A02B93" w:themeColor="accent5"/>
+        </w:rPr>
+        <w:t>search_endpoint</w:t>
       </w:r>
       <w:proofErr w:type="spellEnd"/>
-    </w:p>
-    <w:p/>
-    <w:p>
+      <w:r>
+        <w:rPr>
+          <w:color w:val="A02B93" w:themeColor="accent5"/>
+        </w:rPr>
+        <w:t xml:space="preserve"> = </w:t>
+      </w:r>
       <w:proofErr w:type="spellStart"/>
       <w:r>
+        <w:rPr>
+          <w:color w:val="A02B93" w:themeColor="accent5"/>
+        </w:rPr>
+        <w:t>os.getenv</w:t>
+      </w:r>
+      <w:proofErr w:type="spellEnd"/>
+      <w:r>
+        <w:rPr>
+          <w:color w:val="A02B93" w:themeColor="accent5"/>
+        </w:rPr>
+        <w:t>("AZURE_SEARCH_ENDPOINT")</w:t>
+      </w:r>
+    </w:p>
+    <w:p>
+      <w:r>
+        <w:t xml:space="preserve">Do </w:t>
+      </w:r>
+      <w:r>
+        <w:rPr>
+          <w:b/>
+          <w:bCs/>
+        </w:rPr>
+        <w:t>not</w:t>
+      </w:r>
+      <w:r>
+        <w:t xml:space="preserve"> </w:t>
+      </w:r>
+      <w:proofErr w:type="gramStart"/>
+      <w:r>
+        <w:t>hard-code</w:t>
+      </w:r>
+      <w:proofErr w:type="gramEnd"/>
+      <w:r>
+        <w:t>:</w:t>
+      </w:r>
+    </w:p>
+    <w:p>
+      <w:pPr>
+        <w:rPr>
+          <w:color w:val="A02B93" w:themeColor="accent5"/>
+        </w:rPr>
+      </w:pPr>
+      <w:proofErr w:type="spellStart"/>
+      <w:r>
+        <w:rPr>
+          <w:color w:val="A02B93" w:themeColor="accent5"/>
+        </w:rPr>
         <w:t>search_endpoint</w:t>
       </w:r>
       <w:proofErr w:type="spellEnd"/>
       <w:r>
-        <w:t xml:space="preserve"> = </w:t>
-      </w:r>
-      <w:proofErr w:type="spellStart"/>
-      <w:r>
-        <w:t>os.getenv</w:t>
-      </w:r>
-      <w:proofErr w:type="spellEnd"/>
-      <w:r>
-        <w:t>("AZURE_SEARCH_ENDPOINT")</w:t>
-      </w:r>
-    </w:p>
-    <w:p>
-      <w:r>
-        <w:t xml:space="preserve">Do </w:t>
-      </w:r>
-      <w:r>
-        <w:rPr>
-          <w:b/>
-          <w:bCs/>
-        </w:rPr>
-        <w:t>not</w:t>
-      </w:r>
-      <w:r>
-        <w:t xml:space="preserve"> </w:t>
-      </w:r>
-      <w:proofErr w:type="gramStart"/>
-      <w:r>
-        <w:t>hard-code</w:t>
-      </w:r>
-      <w:proofErr w:type="gramEnd"/>
-      <w:r>
-        <w:t>:</w:t>
-      </w:r>
-    </w:p>
-    <w:p>
-      <w:proofErr w:type="spellStart"/>
-      <w:r>
-        <w:t>search_endpoint</w:t>
-      </w:r>
-      <w:proofErr w:type="spellEnd"/>
-      <w:r>
+        <w:rPr>
+          <w:color w:val="A02B93" w:themeColor="accent5"/>
+        </w:rPr>
         <w:t xml:space="preserve"> = "https://as-corp-policy-ai-rag-search-svc-dev.search.windows.net"</w:t>
       </w:r>
     </w:p>
     <w:p>
       <w:r>
-        <w:t>inside application logic.</w:t>
+        <w:rPr>
+          <w:u w:val="thick"/>
+        </w:rPr>
+        <w:t>inside</w:t>
+      </w:r>
+      <w:r>
+        <w:t xml:space="preserve"> </w:t>
+      </w:r>
+      <w:r>
+        <w:rPr>
+          <w:b/>
+          <w:bCs/>
+        </w:rPr>
+        <w:t>application logic</w:t>
+      </w:r>
+      <w:r>
+        <w:t>.</w:t>
       </w:r>
     </w:p>
     <w:p>
@@ -2938,14 +3285,58 @@
       </w:r>
       <w:r>
         <w:rPr>
-          <w:color w:val="EE0000"/>
-        </w:rPr>
-        <w:t>NOT STARTED</w:t>
-      </w:r>
-    </w:p>
-    <w:p>
-      <w:r>
-        <w:t>Each Function App environment should have its own managed identity.</w:t>
+          <w:color w:val="00B050"/>
+        </w:rPr>
+        <w:t>COMPLETE</w:t>
+      </w:r>
+    </w:p>
+    <w:p>
+      <w:r>
+        <w:rPr>
+          <w:u w:val="thick"/>
+        </w:rPr>
+        <w:t>Each</w:t>
+      </w:r>
+      <w:r>
+        <w:t xml:space="preserve"> </w:t>
+      </w:r>
+      <w:r>
+        <w:rPr>
+          <w:b/>
+          <w:bCs/>
+        </w:rPr>
+        <w:t>Function App environment</w:t>
+      </w:r>
+      <w:r>
+        <w:t xml:space="preserve"> </w:t>
+      </w:r>
+      <w:r>
+        <w:rPr>
+          <w:u w:val="thick"/>
+        </w:rPr>
+        <w:t>should have</w:t>
+      </w:r>
+      <w:r>
+        <w:t xml:space="preserve"> its </w:t>
+      </w:r>
+      <w:r>
+        <w:rPr>
+          <w:u w:val="thick"/>
+        </w:rPr>
+        <w:t>own</w:t>
+      </w:r>
+      <w:r>
+        <w:t xml:space="preserve"> </w:t>
+      </w:r>
+      <w:r>
+        <w:rPr>
+          <w:b/>
+          <w:bCs/>
+        </w:rPr>
+        <w:t>managed identity</w:t>
+      </w:r>
+      <w:r>
+        <w:t>.</w:t>
       </w:r>
     </w:p>
     <w:p>
@@ -2954,39 +3345,184 @@
       </w:r>
     </w:p>
     <w:p>
-      <w:r>
+      <w:pPr>
+        <w:rPr>
+          <w:color w:val="A02B93" w:themeColor="accent5"/>
+        </w:rPr>
+      </w:pPr>
+      <w:r>
+        <w:rPr>
+          <w:color w:val="A02B93" w:themeColor="accent5"/>
+        </w:rPr>
         <w:t>Dev Function App identity</w:t>
       </w:r>
     </w:p>
     <w:p>
-      <w:r>
+      <w:pPr>
+        <w:rPr>
+          <w:color w:val="A02B93" w:themeColor="accent5"/>
+        </w:rPr>
+      </w:pPr>
+      <w:r>
+        <w:rPr>
+          <w:color w:val="A02B93" w:themeColor="accent5"/>
+        </w:rPr>
         <w:t>Test Function App identity</w:t>
       </w:r>
     </w:p>
     <w:p>
-      <w:r>
+      <w:pPr>
+        <w:rPr>
+          <w:color w:val="A02B93" w:themeColor="accent5"/>
+        </w:rPr>
+      </w:pPr>
+      <w:r>
+        <w:rPr>
+          <w:color w:val="A02B93" w:themeColor="accent5"/>
+        </w:rPr>
         <w:t>Prod Function App identity</w:t>
       </w:r>
     </w:p>
     <w:p>
       <w:r>
-        <w:t>The Development identity should only have permissions to Development resources.</w:t>
+        <w:t xml:space="preserve">The </w:t>
+      </w:r>
+      <w:r>
+        <w:rPr>
+          <w:b/>
+          <w:bCs/>
+        </w:rPr>
+        <w:t>Development identity</w:t>
+      </w:r>
+      <w:r>
+        <w:t xml:space="preserve"> </w:t>
+      </w:r>
+      <w:r>
+        <w:rPr>
+          <w:u w:val="thick"/>
+        </w:rPr>
+        <w:t>should only have</w:t>
+      </w:r>
+      <w:r>
+        <w:t xml:space="preserve"> </w:t>
+      </w:r>
+      <w:r>
+        <w:rPr>
+          <w:b/>
+          <w:bCs/>
+        </w:rPr>
+        <w:t>permissions</w:t>
+      </w:r>
+      <w:r>
+        <w:t xml:space="preserve"> to </w:t>
+      </w:r>
+      <w:r>
+        <w:rPr>
+          <w:b/>
+          <w:bCs/>
+        </w:rPr>
+        <w:t>Development resources</w:t>
+      </w:r>
+      <w:r>
+        <w:t>.</w:t>
       </w:r>
     </w:p>
     <w:p>
       <w:r>
         <w:lastRenderedPageBreak/>
-        <w:t>The Test identity should only access Test resources.</w:t>
+        <w:t xml:space="preserve">The </w:t>
+      </w:r>
+      <w:r>
+        <w:rPr>
+          <w:b/>
+          <w:bCs/>
+        </w:rPr>
+        <w:t>Test identity</w:t>
+      </w:r>
+      <w:r>
+        <w:t xml:space="preserve"> </w:t>
+      </w:r>
+      <w:r>
+        <w:rPr>
+          <w:u w:val="thick"/>
+        </w:rPr>
+        <w:t>should only</w:t>
+      </w:r>
+      <w:r>
+        <w:t xml:space="preserve"> </w:t>
+      </w:r>
+      <w:r>
+        <w:rPr>
+          <w:b/>
+          <w:bCs/>
+        </w:rPr>
+        <w:t>access</w:t>
+      </w:r>
+      <w:r>
+        <w:t xml:space="preserve"> </w:t>
+      </w:r>
+      <w:r>
+        <w:rPr>
+          <w:b/>
+          <w:bCs/>
+        </w:rPr>
+        <w:t>Test resources</w:t>
+      </w:r>
+      <w:r>
+        <w:t>.</w:t>
       </w:r>
     </w:p>
     <w:p>
       <w:proofErr w:type="gramStart"/>
       <w:r>
-        <w:t>The Production</w:t>
+        <w:t xml:space="preserve">The </w:t>
+      </w:r>
+      <w:r>
+        <w:rPr>
+          <w:b/>
+          <w:bCs/>
+        </w:rPr>
+        <w:t>Production</w:t>
       </w:r>
       <w:proofErr w:type="gramEnd"/>
       <w:r>
-        <w:t xml:space="preserve"> identity should only access Production resources.</w:t>
+        <w:rPr>
+          <w:b/>
+          <w:bCs/>
+        </w:rPr>
+        <w:t xml:space="preserve"> identity</w:t>
+      </w:r>
+      <w:r>
+        <w:t xml:space="preserve"> </w:t>
+      </w:r>
+      <w:r>
+        <w:rPr>
+          <w:u w:val="thick"/>
+        </w:rPr>
+        <w:t>should only</w:t>
+      </w:r>
+      <w:r>
+        <w:t xml:space="preserve"> </w:t>
+      </w:r>
+      <w:r>
+        <w:rPr>
+          <w:b/>
+          <w:bCs/>
+        </w:rPr>
+        <w:t>access</w:t>
+      </w:r>
+      <w:r>
+        <w:t xml:space="preserve"> </w:t>
+      </w:r>
+      <w:r>
+        <w:rPr>
+          <w:b/>
+          <w:bCs/>
+        </w:rPr>
+        <w:t>Production resources</w:t>
+      </w:r>
+      <w:r>
+        <w:t>.</w:t>
       </w:r>
     </w:p>
     <w:p>
@@ -2995,63 +3531,170 @@
       </w:r>
     </w:p>
     <w:p>
-      <w:r>
+      <w:pPr>
+        <w:rPr>
+          <w:color w:val="A02B93" w:themeColor="accent5"/>
+        </w:rPr>
+      </w:pPr>
+      <w:r>
+        <w:rPr>
+          <w:color w:val="A02B93" w:themeColor="accent5"/>
+        </w:rPr>
         <w:t>DEV Function</w:t>
       </w:r>
     </w:p>
     <w:p>
-      <w:r>
+      <w:pPr>
+        <w:rPr>
+          <w:color w:val="A02B93" w:themeColor="accent5"/>
+        </w:rPr>
+      </w:pPr>
+      <w:r>
+        <w:rPr>
+          <w:color w:val="A02B93" w:themeColor="accent5"/>
+        </w:rPr>
         <w:t xml:space="preserve">   ↓</w:t>
       </w:r>
     </w:p>
     <w:p>
-      <w:r>
+      <w:pPr>
+        <w:rPr>
+          <w:color w:val="A02B93" w:themeColor="accent5"/>
+        </w:rPr>
+      </w:pPr>
+      <w:r>
+        <w:rPr>
+          <w:color w:val="A02B93" w:themeColor="accent5"/>
+        </w:rPr>
         <w:t>DEV Search</w:t>
       </w:r>
     </w:p>
     <w:p>
-      <w:r>
+      <w:pPr>
+        <w:rPr>
+          <w:color w:val="A02B93" w:themeColor="accent5"/>
+        </w:rPr>
+      </w:pPr>
+      <w:r>
+        <w:rPr>
+          <w:color w:val="A02B93" w:themeColor="accent5"/>
+        </w:rPr>
         <w:t>DEV Cosmos</w:t>
       </w:r>
     </w:p>
     <w:p>
-      <w:r>
+      <w:pPr>
+        <w:rPr>
+          <w:color w:val="A02B93" w:themeColor="accent5"/>
+        </w:rPr>
+      </w:pPr>
+      <w:r>
+        <w:rPr>
+          <w:color w:val="A02B93" w:themeColor="accent5"/>
+        </w:rPr>
         <w:t>DEV Foundry</w:t>
       </w:r>
     </w:p>
     <w:p>
-      <w:r>
+      <w:pPr>
+        <w:rPr>
+          <w:color w:val="A02B93" w:themeColor="accent5"/>
+        </w:rPr>
+      </w:pPr>
+      <w:r>
+        <w:rPr>
+          <w:color w:val="A02B93" w:themeColor="accent5"/>
+        </w:rPr>
         <w:t>and:</w:t>
       </w:r>
     </w:p>
     <w:p>
-      <w:r>
+      <w:pPr>
+        <w:rPr>
+          <w:color w:val="A02B93" w:themeColor="accent5"/>
+        </w:rPr>
+      </w:pPr>
+      <w:r>
+        <w:rPr>
+          <w:color w:val="A02B93" w:themeColor="accent5"/>
+        </w:rPr>
         <w:t>PROD Function</w:t>
       </w:r>
     </w:p>
     <w:p>
-      <w:r>
+      <w:pPr>
+        <w:rPr>
+          <w:color w:val="A02B93" w:themeColor="accent5"/>
+        </w:rPr>
+      </w:pPr>
+      <w:r>
+        <w:rPr>
+          <w:color w:val="A02B93" w:themeColor="accent5"/>
+        </w:rPr>
         <w:t xml:space="preserve">   ↓</w:t>
       </w:r>
     </w:p>
     <w:p>
-      <w:r>
+      <w:pPr>
+        <w:rPr>
+          <w:color w:val="A02B93" w:themeColor="accent5"/>
+        </w:rPr>
+      </w:pPr>
+      <w:r>
+        <w:rPr>
+          <w:color w:val="A02B93" w:themeColor="accent5"/>
+        </w:rPr>
         <w:t>PROD Search</w:t>
       </w:r>
     </w:p>
     <w:p>
-      <w:r>
+      <w:pPr>
+        <w:rPr>
+          <w:color w:val="A02B93" w:themeColor="accent5"/>
+        </w:rPr>
+      </w:pPr>
+      <w:r>
+        <w:rPr>
+          <w:color w:val="A02B93" w:themeColor="accent5"/>
+        </w:rPr>
         <w:t>PROD Cosmos</w:t>
       </w:r>
     </w:p>
     <w:p>
-      <w:r>
+      <w:pPr>
+        <w:rPr>
+          <w:color w:val="A02B93" w:themeColor="accent5"/>
+        </w:rPr>
+      </w:pPr>
+      <w:r>
+        <w:rPr>
+          <w:color w:val="A02B93" w:themeColor="accent5"/>
+        </w:rPr>
         <w:t>PROD Foundry</w:t>
       </w:r>
     </w:p>
     <w:p>
       <w:r>
-        <w:t xml:space="preserve">The Development Function identity should </w:t>
+        <w:t xml:space="preserve">The </w:t>
+      </w:r>
+      <w:r>
+        <w:rPr>
+          <w:b/>
+          <w:bCs/>
+        </w:rPr>
+        <w:t>Development Function identity</w:t>
+      </w:r>
+      <w:r>
+        <w:t xml:space="preserve"> </w:t>
+      </w:r>
+      <w:r>
+        <w:rPr>
+          <w:u w:val="thick"/>
+        </w:rPr>
+        <w:t>should</w:t>
+      </w:r>
+      <w:r>
+        <w:t xml:space="preserve"> </w:t>
       </w:r>
       <w:r>
         <w:rPr>
@@ -3061,7 +3704,37 @@
         <w:t>not</w:t>
       </w:r>
       <w:r>
-        <w:t xml:space="preserve"> have access to Production Cosmos or Production Search.</w:t>
+        <w:t xml:space="preserve"> have </w:t>
+      </w:r>
+      <w:r>
+        <w:rPr>
+          <w:b/>
+          <w:bCs/>
+        </w:rPr>
+        <w:t>access</w:t>
+      </w:r>
+      <w:r>
+        <w:t xml:space="preserve"> to </w:t>
+      </w:r>
+      <w:r>
+        <w:rPr>
+          <w:b/>
+          <w:bCs/>
+        </w:rPr>
+        <w:t>Production Cosmos</w:t>
+      </w:r>
+      <w:r>
+        <w:t xml:space="preserve"> or </w:t>
+      </w:r>
+      <w:r>
+        <w:rPr>
+          <w:b/>
+          <w:bCs/>
+        </w:rPr>
+        <w:t>Production Search</w:t>
+      </w:r>
+      <w:r>
+        <w:t>.</w:t>
       </w:r>
     </w:p>
     <w:p>
@@ -3081,7 +3754,55 @@
     </w:p>
     <w:p>
       <w:r>
-        <w:t>A Development identity should fail if it attempts to access a Production resource.</w:t>
+        <w:t xml:space="preserve">A </w:t>
+      </w:r>
+      <w:r>
+        <w:rPr>
+          <w:b/>
+          <w:bCs/>
+        </w:rPr>
+        <w:t>Development identity</w:t>
+      </w:r>
+      <w:r>
+        <w:t xml:space="preserve"> </w:t>
+      </w:r>
+      <w:r>
+        <w:rPr>
+          <w:u w:val="thick"/>
+        </w:rPr>
+        <w:t>should fail</w:t>
+      </w:r>
+      <w:r>
+        <w:t xml:space="preserve"> if it </w:t>
+      </w:r>
+      <w:r>
+        <w:rPr>
+          <w:b/>
+          <w:bCs/>
+        </w:rPr>
+        <w:t>attempts</w:t>
+      </w:r>
+      <w:r>
+        <w:t xml:space="preserve"> to </w:t>
+      </w:r>
+      <w:r>
+        <w:rPr>
+          <w:u w:val="thick"/>
+        </w:rPr>
+        <w:t>access</w:t>
+      </w:r>
+      <w:r>
+        <w:t xml:space="preserve"> a </w:t>
+      </w:r>
+      <w:r>
+        <w:rPr>
+          <w:b/>
+          <w:bCs/>
+        </w:rPr>
+        <w:t>Production resource</w:t>
+      </w:r>
+      <w:r>
+        <w:t>.</w:t>
       </w:r>
     </w:p>
     <w:p>
@@ -3106,90 +3827,389 @@
       </w:r>
       <w:r>
         <w:rPr>
-          <w:color w:val="EE0000"/>
-        </w:rPr>
-        <w:t>NOT STARTED</w:t>
-      </w:r>
-    </w:p>
-    <w:p>
-      <w:r>
-        <w:t>Each environment needs the appropriate Entra configuration.</w:t>
-      </w:r>
-    </w:p>
-    <w:p>
-      <w:r>
-        <w:t>At minimum, separate redirect URIs.</w:t>
-      </w:r>
-    </w:p>
-    <w:p>
-      <w:r>
-        <w:t>For Local:</w:t>
-      </w:r>
-    </w:p>
-    <w:p>
-      <w:r>
+          <w:color w:val="00B050"/>
+        </w:rPr>
+        <w:t>COMPLETE – QA and PROD not configured yet</w:t>
+      </w:r>
+    </w:p>
+    <w:p>
+      <w:r>
+        <w:t xml:space="preserve">Each </w:t>
+      </w:r>
+      <w:r>
+        <w:rPr>
+          <w:b/>
+          <w:bCs/>
+        </w:rPr>
+        <w:t>environment</w:t>
+      </w:r>
+      <w:r>
+        <w:t xml:space="preserve"> </w:t>
+      </w:r>
+      <w:r>
+        <w:rPr>
+          <w:u w:val="thick"/>
+        </w:rPr>
+        <w:t>needs</w:t>
+      </w:r>
+      <w:r>
+        <w:t xml:space="preserve"> the </w:t>
+      </w:r>
+      <w:r>
+        <w:rPr>
+          <w:b/>
+          <w:bCs/>
+        </w:rPr>
+        <w:t xml:space="preserve">appropriate </w:t>
+      </w:r>
+      <w:r>
+        <w:rPr>
+          <w:b/>
+          <w:bCs/>
+        </w:rPr>
+        <w:t xml:space="preserve">- </w:t>
+      </w:r>
+      <w:r>
+        <w:rPr>
+          <w:b/>
+          <w:bCs/>
+        </w:rPr>
+        <w:t>Entra configuration</w:t>
+      </w:r>
+      <w:r>
+        <w:t>.</w:t>
+      </w:r>
+    </w:p>
+    <w:p>
+      <w:r>
+        <w:t xml:space="preserve">At </w:t>
+      </w:r>
+      <w:r>
+        <w:rPr>
+          <w:u w:val="thick"/>
+        </w:rPr>
+        <w:t>minimum</w:t>
+      </w:r>
+      <w:r>
+        <w:t xml:space="preserve">, </w:t>
+      </w:r>
+      <w:r>
+        <w:rPr>
+          <w:b/>
+          <w:bCs/>
+        </w:rPr>
+        <w:t>separate redirect URIs</w:t>
+      </w:r>
+      <w:r>
+        <w:t>.</w:t>
+      </w:r>
+    </w:p>
+    <w:p>
+      <w:r>
+        <w:t xml:space="preserve">For </w:t>
+      </w:r>
+      <w:r>
+        <w:rPr>
+          <w:b/>
+          <w:bCs/>
+        </w:rPr>
+        <w:t>Local</w:t>
+      </w:r>
+      <w:r>
+        <w:t>:</w:t>
+      </w:r>
+    </w:p>
+    <w:p>
+      <w:pPr>
+        <w:rPr>
+          <w:color w:val="A02B93" w:themeColor="accent5"/>
+        </w:rPr>
+      </w:pPr>
+      <w:r>
+        <w:rPr>
+          <w:color w:val="A02B93" w:themeColor="accent5"/>
+        </w:rPr>
         <w:t>http://localhost:&lt;port&gt;</w:t>
       </w:r>
     </w:p>
     <w:p>
       <w:r>
         <w:lastRenderedPageBreak/>
-        <w:t>For Development:</w:t>
-      </w:r>
-    </w:p>
-    <w:p>
-      <w:r>
+        <w:t xml:space="preserve">For </w:t>
+      </w:r>
+      <w:r>
+        <w:rPr>
+          <w:b/>
+          <w:bCs/>
+        </w:rPr>
+        <w:t>Development</w:t>
+      </w:r>
+      <w:r>
+        <w:t>:</w:t>
+      </w:r>
+    </w:p>
+    <w:p>
+      <w:pPr>
+        <w:rPr>
+          <w:color w:val="A02B93" w:themeColor="accent5"/>
+        </w:rPr>
+      </w:pPr>
+      <w:r>
+        <w:rPr>
+          <w:color w:val="A02B93" w:themeColor="accent5"/>
+        </w:rPr>
         <w:t>https://&lt;development-static-web-app&gt;/redirect.html</w:t>
       </w:r>
     </w:p>
     <w:p>
       <w:r>
-        <w:t>For Test:</w:t>
-      </w:r>
-    </w:p>
-    <w:p>
-      <w:r>
+        <w:t xml:space="preserve">For </w:t>
+      </w:r>
+      <w:r>
+        <w:rPr>
+          <w:b/>
+          <w:bCs/>
+        </w:rPr>
+        <w:t>Test</w:t>
+      </w:r>
+      <w:r>
+        <w:t>:</w:t>
+      </w:r>
+    </w:p>
+    <w:p>
+      <w:pPr>
+        <w:rPr>
+          <w:color w:val="A02B93" w:themeColor="accent5"/>
+        </w:rPr>
+      </w:pPr>
+      <w:r>
+        <w:rPr>
+          <w:color w:val="A02B93" w:themeColor="accent5"/>
+        </w:rPr>
         <w:t>https://&lt;test-static-web-app&gt;/redirect.html</w:t>
       </w:r>
     </w:p>
     <w:p>
       <w:r>
-        <w:t>For Production:</w:t>
-      </w:r>
-    </w:p>
-    <w:p>
-      <w:r>
+        <w:t xml:space="preserve">For </w:t>
+      </w:r>
+      <w:r>
+        <w:rPr>
+          <w:b/>
+          <w:bCs/>
+        </w:rPr>
+        <w:t>Production</w:t>
+      </w:r>
+      <w:r>
+        <w:t>:</w:t>
+      </w:r>
+    </w:p>
+    <w:p>
+      <w:pPr>
+        <w:rPr>
+          <w:color w:val="A02B93" w:themeColor="accent5"/>
+        </w:rPr>
+      </w:pPr>
+      <w:r>
+        <w:rPr>
+          <w:color w:val="A02B93" w:themeColor="accent5"/>
+        </w:rPr>
         <w:t>https://&lt;production-app&gt;/redirect.html</w:t>
       </w:r>
     </w:p>
     <w:p>
       <w:r>
-        <w:t>For stronger isolation, Production should preferably use a separate Entra application registration.</w:t>
-      </w:r>
-    </w:p>
-    <w:p>
-      <w:r>
-        <w:t>Potential structure:</w:t>
-      </w:r>
-    </w:p>
-    <w:p>
-      <w:r>
+        <w:t xml:space="preserve">For </w:t>
+      </w:r>
+      <w:r>
+        <w:rPr>
+          <w:b/>
+          <w:bCs/>
+        </w:rPr>
+        <w:t>stronger isolation</w:t>
+      </w:r>
+      <w:r>
+        <w:t xml:space="preserve">, </w:t>
+      </w:r>
+      <w:r>
+        <w:rPr>
+          <w:b/>
+          <w:bCs/>
+        </w:rPr>
+        <w:t>Production</w:t>
+      </w:r>
+      <w:r>
+        <w:t xml:space="preserve"> </w:t>
+      </w:r>
+      <w:r>
+        <w:rPr>
+          <w:u w:val="thick"/>
+        </w:rPr>
+        <w:t>should</w:t>
+      </w:r>
+      <w:r>
+        <w:t xml:space="preserve"> preferably </w:t>
+      </w:r>
+      <w:r>
+        <w:rPr>
+          <w:u w:val="thick"/>
+        </w:rPr>
+        <w:t>use</w:t>
+      </w:r>
+      <w:r>
+        <w:t xml:space="preserve"> a </w:t>
+      </w:r>
+      <w:r>
+        <w:rPr>
+          <w:b/>
+          <w:bCs/>
+        </w:rPr>
+        <w:t>separate Entra application</w:t>
+      </w:r>
+      <w:r>
+        <w:t xml:space="preserve"> registration.</w:t>
+      </w:r>
+    </w:p>
+    <w:p>
+      <w:r>
+        <w:rPr>
+          <w:u w:val="thick"/>
+        </w:rPr>
+        <w:t>Potential</w:t>
+      </w:r>
+      <w:r>
+        <w:t xml:space="preserve"> </w:t>
+      </w:r>
+      <w:r>
+        <w:rPr>
+          <w:b/>
+          <w:bCs/>
+        </w:rPr>
+        <w:t>structure</w:t>
+      </w:r>
+      <w:r>
+        <w:t>:</w:t>
+      </w:r>
+    </w:p>
+    <w:p>
+      <w:pPr>
+        <w:rPr>
+          <w:color w:val="A02B93" w:themeColor="accent5"/>
+        </w:rPr>
+      </w:pPr>
+      <w:r>
+        <w:rPr>
+          <w:color w:val="A02B93" w:themeColor="accent5"/>
+        </w:rPr>
         <w:t>Policy Assistant Dev</w:t>
       </w:r>
     </w:p>
     <w:p>
-      <w:r>
+      <w:pPr>
+        <w:rPr>
+          <w:color w:val="A02B93" w:themeColor="accent5"/>
+        </w:rPr>
+      </w:pPr>
+      <w:r>
+        <w:rPr>
+          <w:color w:val="A02B93" w:themeColor="accent5"/>
+        </w:rPr>
         <w:t>Policy Assistant Test</w:t>
       </w:r>
     </w:p>
     <w:p>
-      <w:r>
+      <w:pPr>
+        <w:rPr>
+          <w:color w:val="A02B93" w:themeColor="accent5"/>
+        </w:rPr>
+      </w:pPr>
+      <w:r>
+        <w:rPr>
+          <w:color w:val="A02B93" w:themeColor="accent5"/>
+        </w:rPr>
         <w:t>Policy Assistant Prod</w:t>
       </w:r>
     </w:p>
     <w:p>
       <w:r>
-        <w:t>At minimum, make sure the Development client does not accidentally redirect users to Production or localhost after authentication.</w:t>
+        <w:t xml:space="preserve">At </w:t>
+      </w:r>
+      <w:r>
+        <w:rPr>
+          <w:u w:val="thick"/>
+        </w:rPr>
+        <w:t>minimum</w:t>
+      </w:r>
+      <w:r>
+        <w:t xml:space="preserve">, make sure the </w:t>
+      </w:r>
+      <w:r>
+        <w:rPr>
+          <w:b/>
+          <w:bCs/>
+        </w:rPr>
+        <w:t>Development client</w:t>
+      </w:r>
+      <w:r>
+        <w:t xml:space="preserve"> </w:t>
+      </w:r>
+      <w:r>
+        <w:rPr>
+          <w:u w:val="thick"/>
+        </w:rPr>
+        <w:t>does not</w:t>
+      </w:r>
+      <w:r>
+        <w:t xml:space="preserve"> accidentally </w:t>
+      </w:r>
+      <w:r>
+        <w:rPr>
+          <w:b/>
+          <w:bCs/>
+        </w:rPr>
+        <w:t>redirect users</w:t>
+      </w:r>
+      <w:r>
+        <w:t xml:space="preserve"> to </w:t>
+      </w:r>
+      <w:r>
+        <w:rPr>
+          <w:b/>
+          <w:bCs/>
+        </w:rPr>
+        <w:t>Production</w:t>
+      </w:r>
+      <w:r>
+        <w:t xml:space="preserve"> or </w:t>
+      </w:r>
+      <w:r>
+        <w:rPr>
+          <w:b/>
+          <w:bCs/>
+        </w:rPr>
+        <w:t>localhost</w:t>
+      </w:r>
+      <w:r>
+        <w:t xml:space="preserve"> </w:t>
+      </w:r>
+      <w:r>
+        <w:rPr>
+          <w:u w:val="thick"/>
+        </w:rPr>
+        <w:t>after</w:t>
+      </w:r>
+      <w:r>
+        <w:t xml:space="preserve"> </w:t>
+      </w:r>
+      <w:r>
+        <w:rPr>
+          <w:b/>
+          <w:bCs/>
+        </w:rPr>
+        <w:t>authentication</w:t>
+      </w:r>
+      <w:r>
+        <w:t>.</w:t>
       </w:r>
     </w:p>
     <w:p>
@@ -3214,33 +4234,118 @@
       </w:r>
       <w:r>
         <w:rPr>
-          <w:color w:val="EE0000"/>
-        </w:rPr>
-        <w:t>NOT STARTED</w:t>
-      </w:r>
-    </w:p>
-    <w:p>
-      <w:r>
-        <w:t>Your Function Apps should allow requests only from their corresponding React applications.</w:t>
-      </w:r>
-    </w:p>
-    <w:p>
-      <w:r>
-        <w:t>Development:</w:t>
-      </w:r>
-    </w:p>
-    <w:p>
-      <w:r>
+          <w:color w:val="00B050"/>
+        </w:rPr>
+        <w:t>COMPLETE</w:t>
+      </w:r>
+    </w:p>
+    <w:p>
+      <w:pPr>
+        <w:rPr>
+          <w:b/>
+          <w:bCs/>
+        </w:rPr>
+      </w:pPr>
+      <w:r>
+        <w:t xml:space="preserve">Your </w:t>
+      </w:r>
+      <w:r>
+        <w:rPr>
+          <w:b/>
+          <w:bCs/>
+        </w:rPr>
+        <w:t>Function Apps</w:t>
+      </w:r>
+      <w:r>
+        <w:t xml:space="preserve"> should </w:t>
+      </w:r>
+      <w:r>
+        <w:rPr>
+          <w:u w:val="thick"/>
+        </w:rPr>
+        <w:t>allow</w:t>
+      </w:r>
+      <w:r>
+        <w:t xml:space="preserve"> </w:t>
+      </w:r>
+      <w:r>
+        <w:rPr>
+          <w:b/>
+          <w:bCs/>
+        </w:rPr>
+        <w:t>requests</w:t>
+      </w:r>
+      <w:r>
+        <w:t xml:space="preserve"> only </w:t>
+      </w:r>
+      <w:r>
+        <w:rPr>
+          <w:u w:val="thick"/>
+        </w:rPr>
+        <w:t>from</w:t>
+      </w:r>
+      <w:r>
+        <w:t xml:space="preserve"> their </w:t>
+      </w:r>
+      <w:r>
+        <w:rPr>
+          <w:u w:val="thick"/>
+        </w:rPr>
+        <w:t>corresponding</w:t>
+      </w:r>
+      <w:r>
+        <w:rPr>
+          <w:b/>
+          <w:bCs/>
+        </w:rPr>
+        <w:t xml:space="preserve"> React applications.</w:t>
+      </w:r>
+    </w:p>
+    <w:p>
+      <w:r>
+        <w:rPr>
+          <w:u w:val="thick"/>
+        </w:rPr>
+        <w:t>Development</w:t>
+      </w:r>
+      <w:r>
+        <w:t>:</w:t>
+      </w:r>
+    </w:p>
+    <w:p>
+      <w:pPr>
+        <w:rPr>
+          <w:color w:val="A02B93" w:themeColor="accent5"/>
+        </w:rPr>
+      </w:pPr>
+      <w:r>
+        <w:rPr>
+          <w:color w:val="A02B93" w:themeColor="accent5"/>
+        </w:rPr>
         <w:t>https://&lt;dev-react-url&gt;</w:t>
       </w:r>
     </w:p>
     <w:p>
       <w:r>
-        <w:t>Test:</w:t>
-      </w:r>
-    </w:p>
-    <w:p>
-      <w:r>
+        <w:rPr>
+          <w:u w:val="thick"/>
+        </w:rPr>
+        <w:t>Test</w:t>
+      </w:r>
+      <w:r>
+        <w:t>:</w:t>
+      </w:r>
+    </w:p>
+    <w:p>
+      <w:pPr>
+        <w:rPr>
+          <w:color w:val="A02B93" w:themeColor="accent5"/>
+        </w:rPr>
+      </w:pPr>
+      <w:r>
+        <w:rPr>
+          <w:color w:val="A02B93" w:themeColor="accent5"/>
+        </w:rPr>
         <w:t>https://&lt;test-react-url&gt;</w:t>
       </w:r>
     </w:p>
@@ -3250,39 +4355,121 @@
       </w:r>
     </w:p>
     <w:p>
-      <w:r>
+      <w:pPr>
+        <w:rPr>
+          <w:color w:val="A02B93" w:themeColor="accent5"/>
+        </w:rPr>
+      </w:pPr>
+      <w:r>
+        <w:rPr>
+          <w:color w:val="A02B93" w:themeColor="accent5"/>
+        </w:rPr>
         <w:t>https://&lt;prod-react-url&gt;</w:t>
       </w:r>
     </w:p>
     <w:p>
       <w:r>
-        <w:t>Avoid:</w:t>
-      </w:r>
-    </w:p>
-    <w:p>
-      <w:r>
+        <w:rPr>
+          <w:u w:val="thick"/>
+        </w:rPr>
+        <w:t>Avoid</w:t>
+      </w:r>
+      <w:r>
+        <w:t>:</w:t>
+      </w:r>
+    </w:p>
+    <w:p>
+      <w:pPr>
+        <w:rPr>
+          <w:color w:val="A02B93" w:themeColor="accent5"/>
+        </w:rPr>
+      </w:pPr>
+      <w:r>
+        <w:rPr>
+          <w:color w:val="A02B93" w:themeColor="accent5"/>
+        </w:rPr>
         <w:t>*</w:t>
       </w:r>
     </w:p>
     <w:p>
       <w:r>
         <w:lastRenderedPageBreak/>
-        <w:t>especially in Production.</w:t>
-      </w:r>
-    </w:p>
-    <w:p>
-      <w:r>
-        <w:t>Production should also normally not contain:</w:t>
-      </w:r>
-    </w:p>
-    <w:p>
-      <w:r>
+        <w:t xml:space="preserve">especially in </w:t>
+      </w:r>
+      <w:r>
+        <w:rPr>
+          <w:b/>
+          <w:bCs/>
+        </w:rPr>
+        <w:t>Production</w:t>
+      </w:r>
+      <w:r>
+        <w:t>.</w:t>
+      </w:r>
+    </w:p>
+    <w:p>
+      <w:r>
+        <w:rPr>
+          <w:b/>
+          <w:bCs/>
+        </w:rPr>
+        <w:t>Production</w:t>
+      </w:r>
+      <w:r>
+        <w:t xml:space="preserve"> should also </w:t>
+      </w:r>
+      <w:r>
+        <w:rPr>
+          <w:u w:val="thick"/>
+        </w:rPr>
+        <w:t>normally</w:t>
+      </w:r>
+      <w:r>
+        <w:t xml:space="preserve"> </w:t>
+      </w:r>
+      <w:r>
+        <w:rPr>
+          <w:b/>
+          <w:bCs/>
+        </w:rPr>
+        <w:t>not contain</w:t>
+      </w:r>
+      <w:r>
+        <w:t>:</w:t>
+      </w:r>
+    </w:p>
+    <w:p>
+      <w:pPr>
+        <w:rPr>
+          <w:color w:val="A02B93" w:themeColor="accent5"/>
+        </w:rPr>
+      </w:pPr>
+      <w:r>
+        <w:rPr>
+          <w:color w:val="A02B93" w:themeColor="accent5"/>
+        </w:rPr>
         <w:t>http://localhost:5173</w:t>
       </w:r>
     </w:p>
     <w:p>
       <w:r>
-        <w:t>or other Development origins.</w:t>
+        <w:t xml:space="preserve">or </w:t>
+      </w:r>
+      <w:r>
+        <w:rPr>
+          <w:u w:val="thick"/>
+        </w:rPr>
+        <w:t>other</w:t>
+      </w:r>
+      <w:r>
+        <w:rPr>
+          <w:b/>
+          <w:bCs/>
+        </w:rPr>
+        <w:t xml:space="preserve"> Development origins</w:t>
+      </w:r>
+      <w:r>
+        <w:t>.</w:t>
       </w:r>
     </w:p>
     <w:p>
@@ -3302,12 +4489,85 @@
     </w:p>
     <w:p>
       <w:r>
-        <w:t>A request from the correct React URL should succeed.</w:t>
-      </w:r>
-    </w:p>
-    <w:p>
-      <w:r>
-        <w:t>A request from an unauthorized origin should fail.</w:t>
+        <w:t xml:space="preserve">A </w:t>
+      </w:r>
+      <w:r>
+        <w:rPr>
+          <w:u w:val="thick"/>
+        </w:rPr>
+        <w:t>request</w:t>
+      </w:r>
+      <w:r>
+        <w:t xml:space="preserve"> from the </w:t>
+      </w:r>
+      <w:r>
+        <w:rPr>
+          <w:u w:val="thick"/>
+        </w:rPr>
+        <w:t>correct</w:t>
+      </w:r>
+      <w:r>
+        <w:rPr>
+          <w:b/>
+          <w:bCs/>
+        </w:rPr>
+        <w:t xml:space="preserve"> React URL</w:t>
+      </w:r>
+      <w:r>
+        <w:t xml:space="preserve"> should </w:t>
+      </w:r>
+      <w:r>
+        <w:rPr>
+          <w:b/>
+          <w:bCs/>
+        </w:rPr>
+        <w:t>succeed</w:t>
+      </w:r>
+      <w:r>
+        <w:t>.</w:t>
+      </w:r>
+    </w:p>
+    <w:p>
+      <w:r>
+        <w:t xml:space="preserve">A </w:t>
+      </w:r>
+      <w:r>
+        <w:rPr>
+          <w:u w:val="thick"/>
+        </w:rPr>
+        <w:t>request</w:t>
+      </w:r>
+      <w:r>
+        <w:t xml:space="preserve"> from an </w:t>
+      </w:r>
+      <w:r>
+        <w:rPr>
+          <w:u w:val="thick"/>
+        </w:rPr>
+        <w:t>unauthorized</w:t>
+      </w:r>
+      <w:r>
+        <w:t xml:space="preserve"> </w:t>
+      </w:r>
+      <w:r>
+        <w:rPr>
+          <w:b/>
+          <w:bCs/>
+        </w:rPr>
+        <w:t>origin</w:t>
+      </w:r>
+      <w:r>
+        <w:t xml:space="preserve"> should </w:t>
+      </w:r>
+      <w:r>
+        <w:rPr>
+          <w:b/>
+          <w:bCs/>
+        </w:rPr>
+        <w:t>fail</w:t>
+      </w:r>
+      <w:r>
+        <w:t>.</w:t>
       </w:r>
     </w:p>
     <w:p>
@@ -3338,134 +4598,391 @@
       </w:r>
       <w:r>
         <w:rPr>
-          <w:color w:val="EE0000"/>
-        </w:rPr>
-        <w:t>NOT STARTED</w:t>
-      </w:r>
-    </w:p>
-    <w:p>
-      <w:r>
-        <w:t>Your current Development environment should continue using your Development resources.</w:t>
-      </w:r>
-    </w:p>
-    <w:p>
-      <w:r>
-        <w:t>For example:</w:t>
-      </w:r>
-    </w:p>
-    <w:p>
-      <w:r>
+          <w:color w:val="00B050"/>
+        </w:rPr>
+        <w:t>COMPLETE – No QA or PROD environment</w:t>
+      </w:r>
+    </w:p>
+    <w:p>
+      <w:pPr>
+        <w:rPr>
+          <w:b/>
+          <w:bCs/>
+        </w:rPr>
+      </w:pPr>
+      <w:r>
+        <w:t xml:space="preserve">Your </w:t>
+      </w:r>
+      <w:r>
+        <w:rPr>
+          <w:u w:val="thick"/>
+        </w:rPr>
+        <w:t>current</w:t>
+      </w:r>
+      <w:r>
+        <w:t xml:space="preserve"> </w:t>
+      </w:r>
+      <w:r>
+        <w:rPr>
+          <w:b/>
+          <w:bCs/>
+        </w:rPr>
+        <w:t>Development environment</w:t>
+      </w:r>
+      <w:r>
+        <w:t xml:space="preserve"> should </w:t>
+      </w:r>
+      <w:r>
+        <w:rPr>
+          <w:u w:val="thick"/>
+        </w:rPr>
+        <w:t>continue</w:t>
+      </w:r>
+      <w:r>
+        <w:t xml:space="preserve"> using your </w:t>
+      </w:r>
+      <w:r>
+        <w:rPr>
+          <w:b/>
+          <w:bCs/>
+        </w:rPr>
+        <w:t>Development resources.</w:t>
+      </w:r>
+    </w:p>
+    <w:p>
+      <w:r>
+        <w:rPr>
+          <w:u w:val="thick"/>
+        </w:rPr>
+        <w:t>For</w:t>
+      </w:r>
+      <w:r>
+        <w:t xml:space="preserve"> </w:t>
+      </w:r>
+      <w:r>
+        <w:rPr>
+          <w:b/>
+          <w:bCs/>
+        </w:rPr>
+        <w:t>example</w:t>
+      </w:r>
+      <w:r>
+        <w:t>:</w:t>
+      </w:r>
+    </w:p>
+    <w:p>
+      <w:pPr>
+        <w:rPr>
+          <w:color w:val="A02B93" w:themeColor="accent5"/>
+        </w:rPr>
+      </w:pPr>
+      <w:r>
+        <w:rPr>
+          <w:color w:val="A02B93" w:themeColor="accent5"/>
+        </w:rPr>
         <w:t>React Dev</w:t>
       </w:r>
     </w:p>
     <w:p>
-      <w:r>
+      <w:pPr>
+        <w:rPr>
+          <w:color w:val="A02B93" w:themeColor="accent5"/>
+        </w:rPr>
+      </w:pPr>
+      <w:r>
+        <w:rPr>
+          <w:color w:val="A02B93" w:themeColor="accent5"/>
+        </w:rPr>
         <w:t xml:space="preserve">   ↓</w:t>
       </w:r>
     </w:p>
     <w:p>
-      <w:r>
+      <w:pPr>
+        <w:rPr>
+          <w:color w:val="A02B93" w:themeColor="accent5"/>
+        </w:rPr>
+      </w:pPr>
+      <w:r>
+        <w:rPr>
+          <w:color w:val="A02B93" w:themeColor="accent5"/>
+        </w:rPr>
         <w:t>Function Dev</w:t>
       </w:r>
     </w:p>
     <w:p>
-      <w:r>
+      <w:pPr>
+        <w:rPr>
+          <w:color w:val="A02B93" w:themeColor="accent5"/>
+        </w:rPr>
+      </w:pPr>
+      <w:r>
+        <w:rPr>
+          <w:color w:val="A02B93" w:themeColor="accent5"/>
+        </w:rPr>
         <w:t xml:space="preserve">   ↓</w:t>
       </w:r>
     </w:p>
     <w:p>
-      <w:r>
+      <w:pPr>
+        <w:rPr>
+          <w:color w:val="A02B93" w:themeColor="accent5"/>
+        </w:rPr>
+      </w:pPr>
+      <w:r>
+        <w:rPr>
+          <w:color w:val="A02B93" w:themeColor="accent5"/>
+        </w:rPr>
         <w:t>Search Dev</w:t>
       </w:r>
     </w:p>
     <w:p>
-      <w:r>
+      <w:pPr>
+        <w:rPr>
+          <w:color w:val="A02B93" w:themeColor="accent5"/>
+        </w:rPr>
+      </w:pPr>
+      <w:r>
+        <w:rPr>
+          <w:color w:val="A02B93" w:themeColor="accent5"/>
+        </w:rPr>
         <w:t>Cosmos Dev</w:t>
       </w:r>
     </w:p>
     <w:p>
-      <w:r>
+      <w:pPr>
+        <w:rPr>
+          <w:color w:val="A02B93" w:themeColor="accent5"/>
+        </w:rPr>
+      </w:pPr>
+      <w:r>
+        <w:rPr>
+          <w:color w:val="A02B93" w:themeColor="accent5"/>
+        </w:rPr>
         <w:t>Foundry Dev</w:t>
       </w:r>
     </w:p>
     <w:p>
       <w:r>
-        <w:t>Test should become:</w:t>
-      </w:r>
-    </w:p>
-    <w:p>
-      <w:r>
+        <w:rPr>
+          <w:u w:val="thick"/>
+        </w:rPr>
+        <w:t>Test</w:t>
+      </w:r>
+      <w:r>
+        <w:t xml:space="preserve"> should </w:t>
+      </w:r>
+      <w:r>
+        <w:rPr>
+          <w:b/>
+          <w:bCs/>
+        </w:rPr>
+        <w:t>become</w:t>
+      </w:r>
+      <w:r>
+        <w:t>:</w:t>
+      </w:r>
+    </w:p>
+    <w:p>
+      <w:pPr>
+        <w:rPr>
+          <w:color w:val="A02B93" w:themeColor="accent5"/>
+        </w:rPr>
+      </w:pPr>
+      <w:r>
+        <w:rPr>
+          <w:color w:val="A02B93" w:themeColor="accent5"/>
+        </w:rPr>
         <w:t>React Test</w:t>
       </w:r>
     </w:p>
     <w:p>
-      <w:r>
+      <w:pPr>
+        <w:rPr>
+          <w:color w:val="A02B93" w:themeColor="accent5"/>
+        </w:rPr>
+      </w:pPr>
+      <w:r>
+        <w:rPr>
+          <w:color w:val="A02B93" w:themeColor="accent5"/>
+        </w:rPr>
         <w:t xml:space="preserve">   ↓</w:t>
       </w:r>
     </w:p>
     <w:p>
-      <w:r>
+      <w:pPr>
+        <w:rPr>
+          <w:color w:val="A02B93" w:themeColor="accent5"/>
+        </w:rPr>
+      </w:pPr>
+      <w:r>
+        <w:rPr>
+          <w:color w:val="A02B93" w:themeColor="accent5"/>
+        </w:rPr>
         <w:t>Function Test</w:t>
       </w:r>
     </w:p>
     <w:p>
-      <w:r>
+      <w:pPr>
+        <w:rPr>
+          <w:color w:val="A02B93" w:themeColor="accent5"/>
+        </w:rPr>
+      </w:pPr>
+      <w:r>
+        <w:rPr>
+          <w:color w:val="A02B93" w:themeColor="accent5"/>
+        </w:rPr>
+        <w:lastRenderedPageBreak/>
         <w:t xml:space="preserve">   ↓</w:t>
       </w:r>
     </w:p>
     <w:p>
-      <w:r>
-        <w:lastRenderedPageBreak/>
+      <w:pPr>
+        <w:rPr>
+          <w:color w:val="A02B93" w:themeColor="accent5"/>
+        </w:rPr>
+      </w:pPr>
+      <w:r>
+        <w:rPr>
+          <w:color w:val="A02B93" w:themeColor="accent5"/>
+        </w:rPr>
         <w:t>Search Test</w:t>
       </w:r>
     </w:p>
     <w:p>
-      <w:r>
+      <w:pPr>
+        <w:rPr>
+          <w:color w:val="A02B93" w:themeColor="accent5"/>
+        </w:rPr>
+      </w:pPr>
+      <w:r>
+        <w:rPr>
+          <w:color w:val="A02B93" w:themeColor="accent5"/>
+        </w:rPr>
         <w:t>Cosmos Test</w:t>
       </w:r>
     </w:p>
     <w:p>
-      <w:r>
+      <w:pPr>
+        <w:rPr>
+          <w:color w:val="A02B93" w:themeColor="accent5"/>
+        </w:rPr>
+      </w:pPr>
+      <w:r>
+        <w:rPr>
+          <w:color w:val="A02B93" w:themeColor="accent5"/>
+        </w:rPr>
         <w:t>Foundry/Test model configuration</w:t>
       </w:r>
     </w:p>
     <w:p>
       <w:r>
-        <w:t>Production should become:</w:t>
-      </w:r>
-    </w:p>
-    <w:p>
-      <w:r>
+        <w:rPr>
+          <w:u w:val="thick"/>
+        </w:rPr>
+        <w:t>Production</w:t>
+      </w:r>
+      <w:r>
+        <w:t xml:space="preserve"> should </w:t>
+      </w:r>
+      <w:r>
+        <w:rPr>
+          <w:b/>
+          <w:bCs/>
+        </w:rPr>
+        <w:t>become</w:t>
+      </w:r>
+      <w:r>
+        <w:t>:</w:t>
+      </w:r>
+    </w:p>
+    <w:p>
+      <w:pPr>
+        <w:rPr>
+          <w:color w:val="A02B93" w:themeColor="accent5"/>
+        </w:rPr>
+      </w:pPr>
+      <w:r>
+        <w:rPr>
+          <w:color w:val="A02B93" w:themeColor="accent5"/>
+        </w:rPr>
         <w:t>React Prod</w:t>
       </w:r>
     </w:p>
     <w:p>
-      <w:r>
+      <w:pPr>
+        <w:rPr>
+          <w:color w:val="A02B93" w:themeColor="accent5"/>
+        </w:rPr>
+      </w:pPr>
+      <w:r>
+        <w:rPr>
+          <w:color w:val="A02B93" w:themeColor="accent5"/>
+        </w:rPr>
         <w:t xml:space="preserve">   ↓</w:t>
       </w:r>
     </w:p>
     <w:p>
-      <w:r>
+      <w:pPr>
+        <w:rPr>
+          <w:color w:val="A02B93" w:themeColor="accent5"/>
+        </w:rPr>
+      </w:pPr>
+      <w:r>
+        <w:rPr>
+          <w:color w:val="A02B93" w:themeColor="accent5"/>
+        </w:rPr>
         <w:t>Function Prod</w:t>
       </w:r>
     </w:p>
     <w:p>
-      <w:r>
+      <w:pPr>
+        <w:rPr>
+          <w:color w:val="A02B93" w:themeColor="accent5"/>
+        </w:rPr>
+      </w:pPr>
+      <w:r>
+        <w:rPr>
+          <w:color w:val="A02B93" w:themeColor="accent5"/>
+        </w:rPr>
         <w:t xml:space="preserve">   ↓</w:t>
       </w:r>
     </w:p>
     <w:p>
-      <w:r>
+      <w:pPr>
+        <w:rPr>
+          <w:color w:val="A02B93" w:themeColor="accent5"/>
+        </w:rPr>
+      </w:pPr>
+      <w:r>
+        <w:rPr>
+          <w:color w:val="A02B93" w:themeColor="accent5"/>
+        </w:rPr>
         <w:t>Search Prod</w:t>
       </w:r>
     </w:p>
     <w:p>
-      <w:r>
+      <w:pPr>
+        <w:rPr>
+          <w:color w:val="A02B93" w:themeColor="accent5"/>
+        </w:rPr>
+      </w:pPr>
+      <w:r>
+        <w:rPr>
+          <w:color w:val="A02B93" w:themeColor="accent5"/>
+        </w:rPr>
         <w:t>Cosmos Prod</w:t>
       </w:r>
     </w:p>
     <w:p>
-      <w:r>
+      <w:pPr>
+        <w:rPr>
+          <w:color w:val="A02B93" w:themeColor="accent5"/>
+        </w:rPr>
+      </w:pPr>
+      <w:r>
+        <w:rPr>
+          <w:color w:val="A02B93" w:themeColor="accent5"/>
+        </w:rPr>
         <w:t>Foundry Prod</w:t>
       </w:r>
     </w:p>
@@ -3484,6 +5001,10 @@
     <w:p>
       <w:pPr>
         <w:pStyle w:val="Heading1"/>
+        <w:rPr>
+          <w:color w:val="A02B93" w:themeColor="accent5"/>
+          <w:u w:val="thick"/>
+        </w:rPr>
       </w:pPr>
       <w:r>
         <w:t>Step 11 — Add an Explicit Environment Identifier</w:t>
@@ -3496,74 +5017,194 @@
       </w:r>
       <w:r>
         <w:rPr>
-          <w:color w:val="EE0000"/>
-        </w:rPr>
-        <w:t>NOT STARTED</w:t>
-      </w:r>
-    </w:p>
-    <w:p>
-      <w:r>
-        <w:t>Add an explicit backend setting:</w:t>
-      </w:r>
-    </w:p>
-    <w:p>
-      <w:r>
+          <w:color w:val="00B050"/>
+        </w:rPr>
+        <w:t>PARTIALLY IMPLEMENTED</w:t>
+      </w:r>
+      <w:r>
+        <w:rPr>
+          <w:color w:val="00B050"/>
+          <w:u w:val="thick"/>
+        </w:rPr>
+        <w:t xml:space="preserve"> </w:t>
+      </w:r>
+    </w:p>
+    <w:p>
+      <w:r>
+        <w:rPr>
+          <w:u w:val="thick"/>
+        </w:rPr>
+        <w:t>Add</w:t>
+      </w:r>
+      <w:r>
+        <w:t xml:space="preserve"> an </w:t>
+      </w:r>
+      <w:r>
+        <w:rPr>
+          <w:u w:val="thick"/>
+        </w:rPr>
+        <w:t>explicit</w:t>
+      </w:r>
+      <w:r>
+        <w:t xml:space="preserve"> </w:t>
+      </w:r>
+      <w:r>
+        <w:rPr>
+          <w:b/>
+          <w:bCs/>
+        </w:rPr>
+        <w:t>backend setting</w:t>
+      </w:r>
+      <w:r>
+        <w:t>:</w:t>
+      </w:r>
+    </w:p>
+    <w:p>
+      <w:pPr>
+        <w:rPr>
+          <w:color w:val="A02B93" w:themeColor="accent5"/>
+        </w:rPr>
+      </w:pPr>
+      <w:r>
+        <w:rPr>
+          <w:color w:val="A02B93" w:themeColor="accent5"/>
+        </w:rPr>
         <w:t>APP_ENVIRONMENT</w:t>
       </w:r>
     </w:p>
     <w:p>
       <w:r>
-        <w:t>Recommended values:</w:t>
-      </w:r>
-    </w:p>
-    <w:p>
-      <w:r>
+        <w:rPr>
+          <w:u w:val="thick"/>
+        </w:rPr>
+        <w:t>Recommended</w:t>
+      </w:r>
+      <w:r>
+        <w:t xml:space="preserve"> values:</w:t>
+      </w:r>
+    </w:p>
+    <w:p>
+      <w:pPr>
+        <w:rPr>
+          <w:color w:val="A02B93" w:themeColor="accent5"/>
+        </w:rPr>
+      </w:pPr>
+      <w:r>
+        <w:rPr>
+          <w:color w:val="A02B93" w:themeColor="accent5"/>
+        </w:rPr>
         <w:t>local</w:t>
       </w:r>
     </w:p>
     <w:p>
-      <w:r>
+      <w:pPr>
+        <w:rPr>
+          <w:color w:val="A02B93" w:themeColor="accent5"/>
+        </w:rPr>
+      </w:pPr>
+      <w:r>
+        <w:rPr>
+          <w:color w:val="A02B93" w:themeColor="accent5"/>
+        </w:rPr>
         <w:t>dev</w:t>
       </w:r>
     </w:p>
     <w:p>
-      <w:r>
+      <w:pPr>
+        <w:rPr>
+          <w:color w:val="A02B93" w:themeColor="accent5"/>
+        </w:rPr>
+      </w:pPr>
+      <w:r>
+        <w:rPr>
+          <w:color w:val="A02B93" w:themeColor="accent5"/>
+        </w:rPr>
         <w:t>test</w:t>
       </w:r>
     </w:p>
     <w:p>
-      <w:r>
+      <w:pPr>
+        <w:rPr>
+          <w:color w:val="A02B93" w:themeColor="accent5"/>
+        </w:rPr>
+      </w:pPr>
+      <w:r>
+        <w:rPr>
+          <w:color w:val="A02B93" w:themeColor="accent5"/>
+        </w:rPr>
         <w:t>prod</w:t>
       </w:r>
     </w:p>
     <w:p>
       <w:r>
-        <w:t>For React, use:</w:t>
-      </w:r>
-    </w:p>
-    <w:p>
-      <w:r>
+        <w:rPr>
+          <w:u w:val="single"/>
+        </w:rPr>
+        <w:t>For React</w:t>
+      </w:r>
+      <w:r>
+        <w:t>, use:</w:t>
+      </w:r>
+    </w:p>
+    <w:p>
+      <w:pPr>
+        <w:rPr>
+          <w:color w:val="A02B93" w:themeColor="accent5"/>
+        </w:rPr>
+      </w:pPr>
+      <w:r>
+        <w:rPr>
+          <w:color w:val="A02B93" w:themeColor="accent5"/>
+        </w:rPr>
+        <w:lastRenderedPageBreak/>
         <w:t>VITE_ENVIRONMENT</w:t>
       </w:r>
     </w:p>
     <w:p>
       <w:r>
-        <w:lastRenderedPageBreak/>
-        <w:t>Example:</w:t>
-      </w:r>
-    </w:p>
-    <w:p>
-      <w:r>
+        <w:rPr>
+          <w:u w:val="thick"/>
+        </w:rPr>
+        <w:t>Example</w:t>
+      </w:r>
+      <w:r>
+        <w:t>:</w:t>
+      </w:r>
+    </w:p>
+    <w:p>
+      <w:pPr>
+        <w:rPr>
+          <w:color w:val="A02B93" w:themeColor="accent5"/>
+        </w:rPr>
+      </w:pPr>
+      <w:r>
+        <w:rPr>
+          <w:color w:val="A02B93" w:themeColor="accent5"/>
+        </w:rPr>
         <w:t>VITE_ENVIRONMENT=dev</w:t>
       </w:r>
     </w:p>
     <w:p>
       <w:r>
-        <w:t>Backend:</w:t>
-      </w:r>
-    </w:p>
-    <w:p>
-      <w:r>
+        <w:rPr>
+          <w:u w:val="thick"/>
+        </w:rPr>
+        <w:t>Backend</w:t>
+      </w:r>
+      <w:r>
+        <w:t>:</w:t>
+      </w:r>
+    </w:p>
+    <w:p>
+      <w:pPr>
+        <w:rPr>
+          <w:color w:val="A02B93" w:themeColor="accent5"/>
+        </w:rPr>
+      </w:pPr>
+      <w:r>
+        <w:rPr>
+          <w:color w:val="A02B93" w:themeColor="accent5"/>
+        </w:rPr>
         <w:t>APP_ENVIRONMENT=dev</w:t>
       </w:r>
     </w:p>
@@ -3574,19 +5215,42 @@
     </w:p>
     <w:p>
       <w:r>
-        <w:t>For example:</w:t>
-      </w:r>
-    </w:p>
-    <w:p>
-      <w:r>
+        <w:t xml:space="preserve">For </w:t>
+      </w:r>
+      <w:r>
+        <w:rPr>
+          <w:u w:val="thick"/>
+        </w:rPr>
+        <w:t>example</w:t>
+      </w:r>
+      <w:r>
+        <w:t>:</w:t>
+      </w:r>
+    </w:p>
+    <w:p>
+      <w:pPr>
+        <w:rPr>
+          <w:color w:val="A02B93" w:themeColor="accent5"/>
+        </w:rPr>
+      </w:pPr>
+      <w:r>
+        <w:rPr>
+          <w:color w:val="A02B93" w:themeColor="accent5"/>
+        </w:rPr>
         <w:t xml:space="preserve">environment = </w:t>
       </w:r>
       <w:proofErr w:type="spellStart"/>
       <w:r>
+        <w:rPr>
+          <w:color w:val="A02B93" w:themeColor="accent5"/>
+        </w:rPr>
         <w:t>os.getenv</w:t>
       </w:r>
       <w:proofErr w:type="spellEnd"/>
       <w:r>
+        <w:rPr>
+          <w:color w:val="A02B93" w:themeColor="accent5"/>
+        </w:rPr>
         <w:t>("APP_ENVIRONMENT", "local")</w:t>
       </w:r>
     </w:p>
@@ -3597,33 +5261,78 @@
     </w:p>
     <w:p>
       <w:r>
-        <w:t>Conceptually:</w:t>
-      </w:r>
-    </w:p>
-    <w:p>
-      <w:r>
+        <w:rPr>
+          <w:u w:val="thick"/>
+        </w:rPr>
+        <w:t>Conceptually</w:t>
+      </w:r>
+      <w:r>
+        <w:t>:</w:t>
+      </w:r>
+    </w:p>
+    <w:p>
+      <w:pPr>
+        <w:rPr>
+          <w:color w:val="A02B93" w:themeColor="accent5"/>
+        </w:rPr>
+      </w:pPr>
+      <w:r>
+        <w:rPr>
+          <w:color w:val="A02B93" w:themeColor="accent5"/>
+        </w:rPr>
         <w:t xml:space="preserve">if environment == "prod":    if "localhost" in </w:t>
       </w:r>
       <w:proofErr w:type="spellStart"/>
       <w:r>
+        <w:rPr>
+          <w:color w:val="A02B93" w:themeColor="accent5"/>
+        </w:rPr>
         <w:t>allowed_origins</w:t>
       </w:r>
       <w:proofErr w:type="spellEnd"/>
       <w:r>
+        <w:rPr>
+          <w:color w:val="A02B93" w:themeColor="accent5"/>
+        </w:rPr>
         <w:t xml:space="preserve">:        raise </w:t>
       </w:r>
       <w:proofErr w:type="spellStart"/>
       <w:r>
+        <w:rPr>
+          <w:color w:val="A02B93" w:themeColor="accent5"/>
+        </w:rPr>
         <w:t>RuntimeError</w:t>
       </w:r>
       <w:proofErr w:type="spellEnd"/>
       <w:r>
+        <w:rPr>
+          <w:color w:val="A02B93" w:themeColor="accent5"/>
+        </w:rPr>
         <w:t>(            "Production configuration cannot contain localhost."        )</w:t>
       </w:r>
     </w:p>
     <w:p>
       <w:r>
-        <w:t>This helps prevent configuration mistakes.</w:t>
+        <w:t xml:space="preserve">This </w:t>
+      </w:r>
+      <w:r>
+        <w:rPr>
+          <w:u w:val="thick"/>
+        </w:rPr>
+        <w:t>helps prevent</w:t>
+      </w:r>
+      <w:r>
+        <w:t xml:space="preserve"> </w:t>
+      </w:r>
+      <w:r>
+        <w:rPr>
+          <w:b/>
+          <w:bCs/>
+        </w:rPr>
+        <w:t>configuration mistakes</w:t>
+      </w:r>
+      <w:r>
+        <w:t>.</w:t>
       </w:r>
     </w:p>
     <w:p>
@@ -3648,14 +5357,30 @@
       </w:r>
       <w:r>
         <w:rPr>
-          <w:color w:val="EE0000"/>
-        </w:rPr>
-        <w:t>NOT STARTED</w:t>
-      </w:r>
-    </w:p>
-    <w:p>
-      <w:r>
-        <w:t>Recommended logging:</w:t>
+          <w:color w:val="00B050"/>
+        </w:rPr>
+        <w:t>COMPLETE</w:t>
+      </w:r>
+    </w:p>
+    <w:p>
+      <w:r>
+        <w:rPr>
+          <w:u w:val="thick"/>
+        </w:rPr>
+        <w:t>Recommended</w:t>
+      </w:r>
+      <w:r>
+        <w:t xml:space="preserve"> </w:t>
+      </w:r>
+      <w:r>
+        <w:rPr>
+          <w:b/>
+          <w:bCs/>
+        </w:rPr>
+        <w:t>logging</w:t>
+      </w:r>
+      <w:r>
+        <w:t>:</w:t>
       </w:r>
     </w:p>
     <w:p>
@@ -3674,7 +5399,15 @@
       </w:r>
     </w:p>
     <w:p>
-      <w:r>
+      <w:pPr>
+        <w:rPr>
+          <w:color w:val="A02B93" w:themeColor="accent5"/>
+        </w:rPr>
+      </w:pPr>
+      <w:r>
+        <w:rPr>
+          <w:color w:val="A02B93" w:themeColor="accent5"/>
+        </w:rPr>
         <w:t>DEBUG</w:t>
       </w:r>
     </w:p>
@@ -3694,17 +5427,41 @@
       </w:r>
     </w:p>
     <w:p>
-      <w:r>
+      <w:pPr>
+        <w:rPr>
+          <w:color w:val="A02B93" w:themeColor="accent5"/>
+        </w:rPr>
+      </w:pPr>
+      <w:r>
+        <w:rPr>
+          <w:color w:val="A02B93" w:themeColor="accent5"/>
+        </w:rPr>
         <w:t>DEBUG</w:t>
       </w:r>
     </w:p>
     <w:p>
-      <w:r>
+      <w:pPr>
+        <w:rPr>
+          <w:color w:val="A02B93" w:themeColor="accent5"/>
+        </w:rPr>
+      </w:pPr>
+      <w:r>
+        <w:rPr>
+          <w:color w:val="A02B93" w:themeColor="accent5"/>
+        </w:rPr>
         <w:t>or</w:t>
       </w:r>
     </w:p>
     <w:p>
-      <w:r>
+      <w:pPr>
+        <w:rPr>
+          <w:color w:val="A02B93" w:themeColor="accent5"/>
+        </w:rPr>
+      </w:pPr>
+      <w:r>
+        <w:rPr>
+          <w:color w:val="A02B93" w:themeColor="accent5"/>
+        </w:rPr>
         <w:t>INFO</w:t>
       </w:r>
     </w:p>
@@ -3724,7 +5481,15 @@
       </w:r>
     </w:p>
     <w:p>
-      <w:r>
+      <w:pPr>
+        <w:rPr>
+          <w:color w:val="A02B93" w:themeColor="accent5"/>
+        </w:rPr>
+      </w:pPr>
+      <w:r>
+        <w:rPr>
+          <w:color w:val="A02B93" w:themeColor="accent5"/>
+        </w:rPr>
         <w:t>INFO</w:t>
       </w:r>
     </w:p>
@@ -3744,68 +5509,190 @@
       </w:r>
     </w:p>
     <w:p>
-      <w:r>
+      <w:pPr>
+        <w:rPr>
+          <w:color w:val="A02B93" w:themeColor="accent5"/>
+        </w:rPr>
+      </w:pPr>
+      <w:r>
+        <w:rPr>
+          <w:color w:val="A02B93" w:themeColor="accent5"/>
+        </w:rPr>
+        <w:lastRenderedPageBreak/>
         <w:t>INFO</w:t>
       </w:r>
     </w:p>
     <w:p>
-      <w:r>
-        <w:lastRenderedPageBreak/>
+      <w:pPr>
+        <w:rPr>
+          <w:color w:val="A02B93" w:themeColor="accent5"/>
+        </w:rPr>
+      </w:pPr>
+      <w:r>
+        <w:rPr>
+          <w:color w:val="A02B93" w:themeColor="accent5"/>
+        </w:rPr>
         <w:t>WARNING</w:t>
       </w:r>
     </w:p>
     <w:p>
-      <w:r>
+      <w:pPr>
+        <w:rPr>
+          <w:color w:val="A02B93" w:themeColor="accent5"/>
+        </w:rPr>
+      </w:pPr>
+      <w:r>
+        <w:rPr>
+          <w:color w:val="A02B93" w:themeColor="accent5"/>
+        </w:rPr>
         <w:t>ERROR</w:t>
       </w:r>
     </w:p>
     <w:p>
       <w:r>
-        <w:t>Production should avoid logging:</w:t>
-      </w:r>
-    </w:p>
-    <w:p>
-      <w:r>
+        <w:rPr>
+          <w:b/>
+          <w:bCs/>
+        </w:rPr>
+        <w:t>Production</w:t>
+      </w:r>
+      <w:r>
+        <w:t xml:space="preserve"> </w:t>
+      </w:r>
+      <w:r>
+        <w:rPr>
+          <w:u w:val="thick"/>
+        </w:rPr>
+        <w:t>should avoid</w:t>
+      </w:r>
+      <w:r>
+        <w:t xml:space="preserve"> </w:t>
+      </w:r>
+      <w:r>
+        <w:rPr>
+          <w:b/>
+          <w:bCs/>
+        </w:rPr>
+        <w:t>logging</w:t>
+      </w:r>
+      <w:r>
+        <w:t>:</w:t>
+      </w:r>
+    </w:p>
+    <w:p>
+      <w:pPr>
+        <w:rPr>
+          <w:color w:val="A02B93" w:themeColor="accent5"/>
+        </w:rPr>
+      </w:pPr>
+      <w:r>
+        <w:rPr>
+          <w:color w:val="A02B93" w:themeColor="accent5"/>
+        </w:rPr>
         <w:t>access tokens</w:t>
       </w:r>
     </w:p>
     <w:p>
-      <w:r>
+      <w:pPr>
+        <w:rPr>
+          <w:color w:val="A02B93" w:themeColor="accent5"/>
+        </w:rPr>
+      </w:pPr>
+      <w:r>
+        <w:rPr>
+          <w:color w:val="A02B93" w:themeColor="accent5"/>
+        </w:rPr>
         <w:t>Authorization headers</w:t>
       </w:r>
     </w:p>
     <w:p>
-      <w:r>
+      <w:pPr>
+        <w:rPr>
+          <w:color w:val="A02B93" w:themeColor="accent5"/>
+        </w:rPr>
+      </w:pPr>
+      <w:r>
+        <w:rPr>
+          <w:color w:val="A02B93" w:themeColor="accent5"/>
+        </w:rPr>
         <w:t>user prompts containing sensitive data</w:t>
       </w:r>
     </w:p>
     <w:p>
-      <w:r>
+      <w:pPr>
+        <w:rPr>
+          <w:color w:val="A02B93" w:themeColor="accent5"/>
+        </w:rPr>
+      </w:pPr>
+      <w:r>
+        <w:rPr>
+          <w:color w:val="A02B93" w:themeColor="accent5"/>
+        </w:rPr>
         <w:t>PHI</w:t>
       </w:r>
     </w:p>
     <w:p>
-      <w:r>
+      <w:pPr>
+        <w:rPr>
+          <w:color w:val="A02B93" w:themeColor="accent5"/>
+        </w:rPr>
+      </w:pPr>
+      <w:r>
+        <w:rPr>
+          <w:color w:val="A02B93" w:themeColor="accent5"/>
+        </w:rPr>
         <w:t>PII</w:t>
       </w:r>
     </w:p>
     <w:p>
-      <w:r>
+      <w:pPr>
+        <w:rPr>
+          <w:color w:val="A02B93" w:themeColor="accent5"/>
+        </w:rPr>
+      </w:pPr>
+      <w:r>
+        <w:rPr>
+          <w:color w:val="A02B93" w:themeColor="accent5"/>
+        </w:rPr>
         <w:t>Cosmos keys</w:t>
       </w:r>
     </w:p>
     <w:p>
-      <w:r>
+      <w:pPr>
+        <w:rPr>
+          <w:color w:val="A02B93" w:themeColor="accent5"/>
+        </w:rPr>
+      </w:pPr>
+      <w:r>
+        <w:rPr>
+          <w:color w:val="A02B93" w:themeColor="accent5"/>
+        </w:rPr>
         <w:t>Search keys</w:t>
       </w:r>
     </w:p>
     <w:p>
-      <w:r>
+      <w:pPr>
+        <w:rPr>
+          <w:color w:val="A02B93" w:themeColor="accent5"/>
+        </w:rPr>
+      </w:pPr>
+      <w:r>
+        <w:rPr>
+          <w:color w:val="A02B93" w:themeColor="accent5"/>
+        </w:rPr>
         <w:t>model keys</w:t>
       </w:r>
     </w:p>
     <w:p>
-      <w:r>
+      <w:pPr>
+        <w:rPr>
+          <w:color w:val="A02B93" w:themeColor="accent5"/>
+        </w:rPr>
+      </w:pPr>
+      <w:r>
+        <w:rPr>
+          <w:color w:val="A02B93" w:themeColor="accent5"/>
+        </w:rPr>
         <w:t>client secrets</w:t>
       </w:r>
     </w:p>
@@ -3815,13 +5702,56 @@
       </w:r>
     </w:p>
     <w:p>
-      <w:r>
+      <w:pPr>
+        <w:rPr>
+          <w:color w:val="A02B93" w:themeColor="accent5"/>
+        </w:rPr>
+      </w:pPr>
+      <w:r>
+        <w:rPr>
+          <w:color w:val="A02B93" w:themeColor="accent5"/>
+        </w:rPr>
         <w:t>LOG_LEVEL=INFO</w:t>
       </w:r>
     </w:p>
     <w:p>
       <w:r>
-        <w:t>should be configured independently for each Function App.</w:t>
+        <w:rPr>
+          <w:u w:val="thick"/>
+        </w:rPr>
+        <w:t>should be configured</w:t>
+      </w:r>
+      <w:r>
+        <w:t xml:space="preserve"> </w:t>
+      </w:r>
+      <w:r>
+        <w:rPr>
+          <w:b/>
+          <w:bCs/>
+        </w:rPr>
+        <w:t>independently</w:t>
+      </w:r>
+      <w:r>
+        <w:t xml:space="preserve"> for </w:t>
+      </w:r>
+      <w:r>
+        <w:rPr>
+          <w:u w:val="thick"/>
+        </w:rPr>
+        <w:t>each</w:t>
+      </w:r>
+      <w:r>
+        <w:t xml:space="preserve"> </w:t>
+      </w:r>
+      <w:r>
+        <w:rPr>
+          <w:b/>
+          <w:bCs/>
+        </w:rPr>
+        <w:t>Function App</w:t>
+      </w:r>
+      <w:r>
+        <w:t>.</w:t>
       </w:r>
     </w:p>
     <w:p>
@@ -3834,6 +5764,9 @@
     <w:p>
       <w:pPr>
         <w:pStyle w:val="Heading1"/>
+        <w:rPr>
+          <w:color w:val="00B050"/>
+        </w:rPr>
       </w:pPr>
       <w:r>
         <w:t>Step 13 — Separate Feature Flags</w:t>
@@ -3846,17 +5779,46 @@
       </w:r>
       <w:r>
         <w:rPr>
-          <w:color w:val="EE0000"/>
-        </w:rPr>
-        <w:t>NOT STARTED</w:t>
-      </w:r>
-    </w:p>
-    <w:p>
-      <w:r>
-        <w:t xml:space="preserve">Feature flags should also be </w:t>
+          <w:color w:val="00B050"/>
+        </w:rPr>
+        <w:t>COMPLETE – NO QA OR PROD</w:t>
+      </w:r>
+    </w:p>
+    <w:p>
+      <w:r>
+        <w:rPr>
+          <w:b/>
+          <w:bCs/>
+        </w:rPr>
+        <w:t>Feature flags</w:t>
+      </w:r>
+      <w:r>
+        <w:t xml:space="preserve"> </w:t>
+      </w:r>
+      <w:r>
+        <w:rPr>
+          <w:u w:val="thick"/>
+        </w:rPr>
+        <w:t xml:space="preserve">should </w:t>
+      </w:r>
+      <w:r>
+        <w:t xml:space="preserve">also </w:t>
+      </w:r>
+      <w:r>
+        <w:rPr>
+          <w:u w:val="thick"/>
+        </w:rPr>
+        <w:t>be</w:t>
+      </w:r>
+      <w:r>
+        <w:t xml:space="preserve"> </w:t>
       </w:r>
       <w:proofErr w:type="gramStart"/>
       <w:r>
+        <w:rPr>
+          <w:b/>
+          <w:bCs/>
+        </w:rPr>
         <w:t>environment-specific</w:t>
       </w:r>
       <w:proofErr w:type="gramEnd"/>
@@ -3866,58 +5828,177 @@
     </w:p>
     <w:p>
       <w:r>
-        <w:t>Examples might include:</w:t>
-      </w:r>
-    </w:p>
-    <w:p>
-      <w:r>
+        <w:rPr>
+          <w:u w:val="thick"/>
+        </w:rPr>
+        <w:t>Examples</w:t>
+      </w:r>
+      <w:r>
+        <w:t xml:space="preserve"> might </w:t>
+      </w:r>
+      <w:r>
+        <w:rPr>
+          <w:b/>
+          <w:bCs/>
+        </w:rPr>
+        <w:t>include</w:t>
+      </w:r>
+      <w:r>
+        <w:t>:</w:t>
+      </w:r>
+    </w:p>
+    <w:p>
+      <w:pPr>
+        <w:rPr>
+          <w:color w:val="A02B93" w:themeColor="accent5"/>
+        </w:rPr>
+      </w:pPr>
+      <w:r>
+        <w:rPr>
+          <w:color w:val="A02B93" w:themeColor="accent5"/>
+        </w:rPr>
         <w:t>ENABLE_DIAGNOSTIC_PANELS</w:t>
       </w:r>
     </w:p>
     <w:p>
-      <w:r>
+      <w:pPr>
+        <w:rPr>
+          <w:color w:val="A02B93" w:themeColor="accent5"/>
+        </w:rPr>
+      </w:pPr>
+      <w:r>
+        <w:rPr>
+          <w:color w:val="A02B93" w:themeColor="accent5"/>
+        </w:rPr>
         <w:t>ENABLE_MEMORY_DEBUG</w:t>
       </w:r>
     </w:p>
     <w:p>
-      <w:r>
+      <w:pPr>
+        <w:rPr>
+          <w:color w:val="A02B93" w:themeColor="accent5"/>
+        </w:rPr>
+      </w:pPr>
+      <w:r>
+        <w:rPr>
+          <w:color w:val="A02B93" w:themeColor="accent5"/>
+        </w:rPr>
         <w:t>ENABLE_TEST_ENDPOINTS</w:t>
       </w:r>
     </w:p>
     <w:p>
-      <w:r>
+      <w:pPr>
+        <w:rPr>
+          <w:color w:val="A02B93" w:themeColor="accent5"/>
+        </w:rPr>
+      </w:pPr>
+      <w:r>
+        <w:rPr>
+          <w:color w:val="A02B93" w:themeColor="accent5"/>
+        </w:rPr>
         <w:t>ENABLE_VERBOSE_CITATIONS</w:t>
       </w:r>
     </w:p>
     <w:p>
-      <w:r>
+      <w:pPr>
+        <w:rPr>
+          <w:color w:val="A02B93" w:themeColor="accent5"/>
+        </w:rPr>
+      </w:pPr>
+      <w:r>
+        <w:rPr>
+          <w:color w:val="A02B93" w:themeColor="accent5"/>
+        </w:rPr>
+        <w:lastRenderedPageBreak/>
         <w:t>ENABLE_EXPERIMENTAL_MEMORY</w:t>
       </w:r>
     </w:p>
     <w:p>
       <w:r>
-        <w:t>Development might have:</w:t>
-      </w:r>
-    </w:p>
-    <w:p>
-      <w:r>
-        <w:lastRenderedPageBreak/>
+        <w:rPr>
+          <w:u w:val="thick"/>
+        </w:rPr>
+        <w:t>Development</w:t>
+      </w:r>
+      <w:r>
+        <w:t xml:space="preserve"> might have:</w:t>
+      </w:r>
+    </w:p>
+    <w:p>
+      <w:pPr>
+        <w:rPr>
+          <w:color w:val="A02B93" w:themeColor="accent5"/>
+        </w:rPr>
+      </w:pPr>
+      <w:r>
+        <w:rPr>
+          <w:color w:val="A02B93" w:themeColor="accent5"/>
+        </w:rPr>
         <w:t>ENABLE_DIAGNOSTIC_PANELS=true</w:t>
       </w:r>
     </w:p>
     <w:p>
       <w:r>
-        <w:t>Production:</w:t>
-      </w:r>
-    </w:p>
-    <w:p>
-      <w:r>
+        <w:rPr>
+          <w:u w:val="thick"/>
+        </w:rPr>
+        <w:t>Production</w:t>
+      </w:r>
+      <w:r>
+        <w:t>:</w:t>
+      </w:r>
+    </w:p>
+    <w:p>
+      <w:pPr>
+        <w:rPr>
+          <w:color w:val="A02B93" w:themeColor="accent5"/>
+        </w:rPr>
+      </w:pPr>
+      <w:r>
+        <w:rPr>
+          <w:color w:val="A02B93" w:themeColor="accent5"/>
+        </w:rPr>
         <w:t>ENABLE_DIAGNOSTIC_PANELS=false</w:t>
       </w:r>
     </w:p>
     <w:p>
       <w:r>
-        <w:t>Production defaults should be conservative.</w:t>
+        <w:rPr>
+          <w:b/>
+          <w:bCs/>
+        </w:rPr>
+        <w:t>Production defaults</w:t>
+      </w:r>
+      <w:r>
+        <w:t xml:space="preserve"> </w:t>
+      </w:r>
+      <w:r>
+        <w:rPr>
+          <w:u w:val="thick"/>
+        </w:rPr>
+        <w:t>should</w:t>
+      </w:r>
+      <w:r>
+        <w:t xml:space="preserve"> </w:t>
+      </w:r>
+      <w:r>
+        <w:rPr>
+          <w:u w:val="thick"/>
+        </w:rPr>
+        <w:t>be</w:t>
+      </w:r>
+      <w:r>
+        <w:t xml:space="preserve"> </w:t>
+      </w:r>
+      <w:r>
+        <w:rPr>
+          <w:b/>
+          <w:bCs/>
+        </w:rPr>
+        <w:t>conservative</w:t>
+      </w:r>
+      <w:r>
+        <w:t>.</w:t>
       </w:r>
     </w:p>
     <w:p>
@@ -3942,97 +6023,420 @@
       </w:r>
       <w:r>
         <w:rPr>
-          <w:color w:val="EE0000"/>
-        </w:rPr>
-        <w:t>NOT STARTED</w:t>
-      </w:r>
-    </w:p>
-    <w:p>
-      <w:r>
-        <w:t>Development, Test, and Production deployments should have separate targets.</w:t>
-      </w:r>
-    </w:p>
-    <w:p>
-      <w:r>
-        <w:t>At minimum, GitHub should have separate environment-specific secrets.</w:t>
-      </w:r>
-    </w:p>
-    <w:p>
-      <w:r>
-        <w:t>For example:</w:t>
-      </w:r>
-    </w:p>
-    <w:p>
-      <w:r>
+          <w:color w:val="00B050"/>
+        </w:rPr>
+        <w:t>COMPLETE</w:t>
+      </w:r>
+    </w:p>
+    <w:p>
+      <w:r>
+        <w:rPr>
+          <w:b/>
+          <w:bCs/>
+        </w:rPr>
+        <w:t xml:space="preserve">Development, Test, </w:t>
+      </w:r>
+      <w:r>
+        <w:t>and</w:t>
+      </w:r>
+      <w:r>
+        <w:rPr>
+          <w:b/>
+          <w:bCs/>
+        </w:rPr>
+        <w:t xml:space="preserve"> Production deployments </w:t>
+      </w:r>
+      <w:r>
+        <w:rPr>
+          <w:u w:val="thick"/>
+        </w:rPr>
+        <w:t>should</w:t>
+      </w:r>
+      <w:r>
+        <w:t xml:space="preserve"> </w:t>
+      </w:r>
+      <w:r>
+        <w:rPr>
+          <w:u w:val="thick"/>
+        </w:rPr>
+        <w:t>have</w:t>
+      </w:r>
+      <w:r>
+        <w:rPr>
+          <w:b/>
+          <w:bCs/>
+        </w:rPr>
+        <w:t xml:space="preserve"> separate targets</w:t>
+      </w:r>
+      <w:r>
+        <w:t>.</w:t>
+      </w:r>
+    </w:p>
+    <w:p>
+      <w:r>
+        <w:t xml:space="preserve">At </w:t>
+      </w:r>
+      <w:r>
+        <w:rPr>
+          <w:u w:val="thick"/>
+        </w:rPr>
+        <w:t>minimum</w:t>
+      </w:r>
+      <w:r>
+        <w:t xml:space="preserve">, GitHub should have </w:t>
+      </w:r>
+      <w:r>
+        <w:rPr>
+          <w:b/>
+          <w:bCs/>
+        </w:rPr>
+        <w:t xml:space="preserve">separate </w:t>
+      </w:r>
+      <w:r>
+        <w:rPr>
+          <w:b/>
+          <w:bCs/>
+        </w:rPr>
+        <w:t xml:space="preserve">- </w:t>
+      </w:r>
+      <w:r>
+        <w:rPr>
+          <w:b/>
+          <w:bCs/>
+        </w:rPr>
+        <w:t xml:space="preserve">environment-specific </w:t>
+      </w:r>
+      <w:r>
+        <w:rPr>
+          <w:b/>
+          <w:bCs/>
+        </w:rPr>
+        <w:t xml:space="preserve">- </w:t>
+      </w:r>
+      <w:r>
+        <w:rPr>
+          <w:b/>
+          <w:bCs/>
+        </w:rPr>
+        <w:t>secrets</w:t>
+      </w:r>
+      <w:r>
+        <w:t>.</w:t>
+      </w:r>
+    </w:p>
+    <w:p>
+      <w:r>
+        <w:t xml:space="preserve">For </w:t>
+      </w:r>
+      <w:r>
+        <w:rPr>
+          <w:u w:val="thick"/>
+        </w:rPr>
+        <w:t>example</w:t>
+      </w:r>
+      <w:r>
+        <w:t>:</w:t>
+      </w:r>
+    </w:p>
+    <w:p>
+      <w:pPr>
+        <w:rPr>
+          <w:color w:val="A02B93" w:themeColor="accent5"/>
+        </w:rPr>
+      </w:pPr>
+      <w:r>
+        <w:rPr>
+          <w:color w:val="A02B93" w:themeColor="accent5"/>
+        </w:rPr>
         <w:t>Development</w:t>
       </w:r>
     </w:p>
     <w:p>
-      <w:r>
+      <w:pPr>
+        <w:rPr>
+          <w:color w:val="A02B93" w:themeColor="accent5"/>
+        </w:rPr>
+      </w:pPr>
+      <w:r>
+        <w:rPr>
+          <w:color w:val="A02B93" w:themeColor="accent5"/>
+        </w:rPr>
         <w:t>Test</w:t>
       </w:r>
     </w:p>
     <w:p>
-      <w:r>
+      <w:pPr>
+        <w:rPr>
+          <w:color w:val="A02B93" w:themeColor="accent5"/>
+        </w:rPr>
+      </w:pPr>
+      <w:r>
+        <w:rPr>
+          <w:color w:val="A02B93" w:themeColor="accent5"/>
+        </w:rPr>
         <w:t>Production</w:t>
       </w:r>
     </w:p>
     <w:p>
       <w:r>
-        <w:t>Each GitHub environment can contain different credentials or deployment tokens.</w:t>
-      </w:r>
-    </w:p>
-    <w:p>
-      <w:r>
-        <w:t>Your current Development workflow should continue deploying:</w:t>
-      </w:r>
-    </w:p>
-    <w:p>
-      <w:r>
+        <w:rPr>
+          <w:u w:val="thick"/>
+        </w:rPr>
+        <w:t>Each</w:t>
+      </w:r>
+      <w:r>
+        <w:t xml:space="preserve"> </w:t>
+      </w:r>
+      <w:r>
+        <w:rPr>
+          <w:b/>
+          <w:bCs/>
+        </w:rPr>
+        <w:t>GitHub environment</w:t>
+      </w:r>
+      <w:r>
+        <w:t xml:space="preserve"> can </w:t>
+      </w:r>
+      <w:r>
+        <w:rPr>
+          <w:u w:val="thick"/>
+        </w:rPr>
+        <w:t>contain</w:t>
+      </w:r>
+      <w:r>
+        <w:t xml:space="preserve"> </w:t>
+      </w:r>
+      <w:r>
+        <w:rPr>
+          <w:b/>
+          <w:bCs/>
+        </w:rPr>
+        <w:t>different credentials</w:t>
+      </w:r>
+      <w:r>
+        <w:t xml:space="preserve"> </w:t>
+      </w:r>
+      <w:r>
+        <w:rPr>
+          <w:u w:val="thick"/>
+        </w:rPr>
+        <w:t>or</w:t>
+      </w:r>
+      <w:r>
+        <w:t xml:space="preserve"> </w:t>
+      </w:r>
+      <w:r>
+        <w:rPr>
+          <w:b/>
+          <w:bCs/>
+        </w:rPr>
+        <w:t>deployment tokens</w:t>
+      </w:r>
+      <w:r>
+        <w:t>.</w:t>
+      </w:r>
+    </w:p>
+    <w:p>
+      <w:r>
+        <w:t xml:space="preserve">Your current </w:t>
+      </w:r>
+      <w:r>
+        <w:rPr>
+          <w:b/>
+          <w:bCs/>
+        </w:rPr>
+        <w:t>Development</w:t>
+      </w:r>
+      <w:r>
+        <w:t xml:space="preserve"> </w:t>
+      </w:r>
+      <w:r>
+        <w:rPr>
+          <w:b/>
+          <w:bCs/>
+        </w:rPr>
+        <w:t>workflow</w:t>
+      </w:r>
+      <w:r>
+        <w:t xml:space="preserve"> should </w:t>
+      </w:r>
+      <w:r>
+        <w:rPr>
+          <w:u w:val="thick"/>
+        </w:rPr>
+        <w:t>continue</w:t>
+      </w:r>
+      <w:r>
+        <w:t xml:space="preserve"> </w:t>
+      </w:r>
+      <w:r>
+        <w:rPr>
+          <w:b/>
+          <w:bCs/>
+        </w:rPr>
+        <w:t>deploying</w:t>
+      </w:r>
+      <w:r>
+        <w:t>:</w:t>
+      </w:r>
+    </w:p>
+    <w:p>
+      <w:pPr>
+        <w:rPr>
+          <w:color w:val="A02B93" w:themeColor="accent5"/>
+        </w:rPr>
+      </w:pPr>
+      <w:r>
+        <w:rPr>
+          <w:color w:val="A02B93" w:themeColor="accent5"/>
+        </w:rPr>
         <w:t>React source</w:t>
       </w:r>
     </w:p>
     <w:p>
-      <w:r>
+      <w:pPr>
+        <w:rPr>
+          <w:color w:val="A02B93" w:themeColor="accent5"/>
+        </w:rPr>
+      </w:pPr>
+      <w:r>
+        <w:rPr>
+          <w:color w:val="A02B93" w:themeColor="accent5"/>
+        </w:rPr>
         <w:t xml:space="preserve">   ↓</w:t>
       </w:r>
     </w:p>
     <w:p>
-      <w:r>
+      <w:pPr>
+        <w:rPr>
+          <w:color w:val="A02B93" w:themeColor="accent5"/>
+        </w:rPr>
+      </w:pPr>
+      <w:r>
+        <w:rPr>
+          <w:color w:val="A02B93" w:themeColor="accent5"/>
+        </w:rPr>
         <w:t>Development Azure Static Web App</w:t>
       </w:r>
     </w:p>
     <w:p>
-      <w:r>
+      <w:pPr>
+        <w:rPr>
+          <w:color w:val="A02B93" w:themeColor="accent5"/>
+        </w:rPr>
+      </w:pPr>
+      <w:r>
+        <w:rPr>
+          <w:color w:val="A02B93" w:themeColor="accent5"/>
+        </w:rPr>
         <w:t>and:</w:t>
       </w:r>
     </w:p>
     <w:p>
-      <w:r>
+      <w:pPr>
+        <w:rPr>
+          <w:color w:val="A02B93" w:themeColor="accent5"/>
+        </w:rPr>
+      </w:pPr>
+      <w:r>
+        <w:rPr>
+          <w:color w:val="A02B93" w:themeColor="accent5"/>
+        </w:rPr>
         <w:t>Function source</w:t>
       </w:r>
     </w:p>
     <w:p>
-      <w:r>
+      <w:pPr>
+        <w:rPr>
+          <w:color w:val="A02B93" w:themeColor="accent5"/>
+        </w:rPr>
+      </w:pPr>
+      <w:r>
+        <w:rPr>
+          <w:color w:val="A02B93" w:themeColor="accent5"/>
+        </w:rPr>
         <w:t xml:space="preserve">   ↓</w:t>
       </w:r>
     </w:p>
     <w:p>
-      <w:r>
+      <w:pPr>
+        <w:rPr>
+          <w:color w:val="A02B93" w:themeColor="accent5"/>
+        </w:rPr>
+      </w:pPr>
+      <w:r>
+        <w:rPr>
+          <w:color w:val="A02B93" w:themeColor="accent5"/>
+        </w:rPr>
         <w:t>policy-assist-orchestration-</w:t>
       </w:r>
       <w:proofErr w:type="spellStart"/>
       <w:r>
+        <w:rPr>
+          <w:color w:val="A02B93" w:themeColor="accent5"/>
+        </w:rPr>
         <w:t>func</w:t>
       </w:r>
       <w:proofErr w:type="spellEnd"/>
       <w:r>
+        <w:rPr>
+          <w:color w:val="A02B93" w:themeColor="accent5"/>
+        </w:rPr>
         <w:t>-app-dev</w:t>
       </w:r>
     </w:p>
     <w:p>
       <w:r>
-        <w:t>A Development pipeline should not possess Production deployment credentials unless absolutely required.</w:t>
+        <w:lastRenderedPageBreak/>
+        <w:t xml:space="preserve">A </w:t>
+      </w:r>
+      <w:r>
+        <w:rPr>
+          <w:b/>
+          <w:bCs/>
+        </w:rPr>
+        <w:t>Development pipeline</w:t>
+      </w:r>
+      <w:r>
+        <w:t xml:space="preserve"> </w:t>
+      </w:r>
+      <w:r>
+        <w:rPr>
+          <w:u w:val="thick"/>
+        </w:rPr>
+        <w:t>should not possess</w:t>
+      </w:r>
+      <w:r>
+        <w:t xml:space="preserve"> </w:t>
+      </w:r>
+      <w:r>
+        <w:rPr>
+          <w:b/>
+          <w:bCs/>
+        </w:rPr>
+        <w:t>Production deployment credentials</w:t>
+      </w:r>
+      <w:r>
+        <w:t xml:space="preserve"> </w:t>
+      </w:r>
+      <w:r>
+        <w:rPr>
+          <w:u w:val="thick"/>
+        </w:rPr>
+        <w:t>unless</w:t>
+      </w:r>
+      <w:r>
+        <w:t xml:space="preserve"> absolutely </w:t>
+      </w:r>
+      <w:r>
+        <w:rPr>
+          <w:b/>
+          <w:bCs/>
+        </w:rPr>
+        <w:t>required</w:t>
+      </w:r>
+      <w:r>
+        <w:t>.</w:t>
       </w:r>
     </w:p>
     <w:p>
@@ -4047,214 +6451,542 @@
         <w:pStyle w:val="Heading1"/>
       </w:pPr>
       <w:r>
+        <w:t>Step 15 — Validate the Development React Build</w:t>
+      </w:r>
+      <w:r>
+        <w:t xml:space="preserve"> </w:t>
+      </w:r>
+      <w:r>
+        <w:t xml:space="preserve">– </w:t>
+      </w:r>
+      <w:r>
+        <w:rPr>
+          <w:color w:val="00B050"/>
+        </w:rPr>
+        <w:t>COMPLETE</w:t>
+      </w:r>
+    </w:p>
+    <w:p>
+      <w:r>
+        <w:t xml:space="preserve">From your </w:t>
+      </w:r>
+      <w:r>
+        <w:rPr>
+          <w:b/>
+          <w:bCs/>
+        </w:rPr>
+        <w:t>React Development</w:t>
+      </w:r>
+      <w:r>
+        <w:t xml:space="preserve"> </w:t>
+      </w:r>
+      <w:r>
+        <w:rPr>
+          <w:u w:val="thick"/>
+        </w:rPr>
+        <w:t>repository</w:t>
+      </w:r>
+      <w:r>
+        <w:t>:</w:t>
+      </w:r>
+    </w:p>
+    <w:p>
+      <w:pPr>
+        <w:rPr>
+          <w:color w:val="A02B93" w:themeColor="accent5"/>
+        </w:rPr>
+      </w:pPr>
+      <w:proofErr w:type="spellStart"/>
+      <w:r>
+        <w:rPr>
+          <w:color w:val="A02B93" w:themeColor="accent5"/>
+        </w:rPr>
+        <w:t>npm</w:t>
+      </w:r>
+      <w:proofErr w:type="spellEnd"/>
+      <w:r>
+        <w:rPr>
+          <w:color w:val="A02B93" w:themeColor="accent5"/>
+        </w:rPr>
+        <w:t xml:space="preserve"> run </w:t>
+      </w:r>
+      <w:proofErr w:type="spellStart"/>
+      <w:r>
+        <w:rPr>
+          <w:color w:val="A02B93" w:themeColor="accent5"/>
+        </w:rPr>
+        <w:t>build:dev</w:t>
+      </w:r>
+      <w:proofErr w:type="spellEnd"/>
+    </w:p>
+    <w:p>
+      <w:r>
+        <w:t xml:space="preserve">Then </w:t>
+      </w:r>
+      <w:r>
+        <w:rPr>
+          <w:u w:val="thick"/>
+        </w:rPr>
+        <w:t>confirm</w:t>
+      </w:r>
+      <w:r>
+        <w:t xml:space="preserve"> the </w:t>
+      </w:r>
+      <w:r>
+        <w:rPr>
+          <w:b/>
+          <w:bCs/>
+        </w:rPr>
+        <w:t xml:space="preserve">Development Function hostname </w:t>
+      </w:r>
+      <w:r>
+        <w:rPr>
+          <w:u w:val="thick"/>
+        </w:rPr>
+        <w:t>appears</w:t>
+      </w:r>
+      <w:r>
+        <w:t xml:space="preserve"> in the </w:t>
+      </w:r>
+      <w:r>
+        <w:rPr>
+          <w:b/>
+          <w:bCs/>
+        </w:rPr>
+        <w:t>generated JavaScript</w:t>
+      </w:r>
+      <w:r>
+        <w:t>.</w:t>
+      </w:r>
+    </w:p>
+    <w:p>
+      <w:r>
+        <w:t xml:space="preserve">For </w:t>
+      </w:r>
+      <w:r>
+        <w:rPr>
+          <w:u w:val="thick"/>
+        </w:rPr>
+        <w:t>example</w:t>
+      </w:r>
+      <w:r>
+        <w:t>:</w:t>
+      </w:r>
+    </w:p>
+    <w:p>
+      <w:pPr>
+        <w:rPr>
+          <w:color w:val="A02B93" w:themeColor="accent5"/>
+        </w:rPr>
+      </w:pPr>
+      <w:r>
+        <w:rPr>
+          <w:color w:val="A02B93" w:themeColor="accent5"/>
+        </w:rPr>
+        <w:t>Get-</w:t>
+      </w:r>
+      <w:proofErr w:type="spellStart"/>
+      <w:r>
+        <w:rPr>
+          <w:color w:val="A02B93" w:themeColor="accent5"/>
+        </w:rPr>
+        <w:t>ChildItem</w:t>
+      </w:r>
+      <w:proofErr w:type="spellEnd"/>
+      <w:r>
+        <w:rPr>
+          <w:color w:val="A02B93" w:themeColor="accent5"/>
+        </w:rPr>
+        <w:t xml:space="preserve"> .\</w:t>
+      </w:r>
+      <w:proofErr w:type="spellStart"/>
+      <w:r>
+        <w:rPr>
+          <w:color w:val="A02B93" w:themeColor="accent5"/>
+        </w:rPr>
+        <w:t>dist</w:t>
+      </w:r>
+      <w:proofErr w:type="spellEnd"/>
+      <w:r>
+        <w:rPr>
+          <w:color w:val="A02B93" w:themeColor="accent5"/>
+        </w:rPr>
+        <w:t>\assets\*.</w:t>
+      </w:r>
+      <w:proofErr w:type="spellStart"/>
+      <w:r>
+        <w:rPr>
+          <w:color w:val="A02B93" w:themeColor="accent5"/>
+        </w:rPr>
+        <w:t>js</w:t>
+      </w:r>
+      <w:proofErr w:type="spellEnd"/>
+      <w:r>
+        <w:rPr>
+          <w:color w:val="A02B93" w:themeColor="accent5"/>
+        </w:rPr>
+        <w:t xml:space="preserve"> |</w:t>
+      </w:r>
+    </w:p>
+    <w:p>
+      <w:pPr>
+        <w:rPr>
+          <w:color w:val="A02B93" w:themeColor="accent5"/>
+        </w:rPr>
+      </w:pPr>
+      <w:r>
+        <w:rPr>
+          <w:color w:val="A02B93" w:themeColor="accent5"/>
+        </w:rPr>
+        <w:t xml:space="preserve">    Select-String "policy-assist-orchestration-</w:t>
+      </w:r>
+      <w:proofErr w:type="spellStart"/>
+      <w:r>
+        <w:rPr>
+          <w:color w:val="A02B93" w:themeColor="accent5"/>
+        </w:rPr>
+        <w:t>func</w:t>
+      </w:r>
+      <w:proofErr w:type="spellEnd"/>
+      <w:r>
+        <w:rPr>
+          <w:color w:val="A02B93" w:themeColor="accent5"/>
+        </w:rPr>
+        <w:t>-app-dev"</w:t>
+      </w:r>
+    </w:p>
+    <w:p>
+      <w:r>
+        <w:t xml:space="preserve">You </w:t>
+      </w:r>
+      <w:r>
+        <w:rPr>
+          <w:u w:val="thick"/>
+        </w:rPr>
+        <w:t>should see</w:t>
+      </w:r>
+      <w:r>
+        <w:t xml:space="preserve"> the </w:t>
+      </w:r>
+      <w:r>
+        <w:rPr>
+          <w:b/>
+          <w:bCs/>
+        </w:rPr>
+        <w:t>Development Function</w:t>
+      </w:r>
+      <w:r>
+        <w:t xml:space="preserve"> </w:t>
+      </w:r>
+      <w:r>
+        <w:rPr>
+          <w:b/>
+          <w:bCs/>
+        </w:rPr>
+        <w:t>App hostname</w:t>
+      </w:r>
+      <w:r>
+        <w:t>.</w:t>
+      </w:r>
+    </w:p>
+    <w:p>
+      <w:r>
+        <w:t xml:space="preserve">Then </w:t>
+      </w:r>
+      <w:r>
+        <w:rPr>
+          <w:u w:val="thick"/>
+        </w:rPr>
+        <w:t>check</w:t>
+      </w:r>
+      <w:r>
+        <w:t xml:space="preserve"> for </w:t>
+      </w:r>
+      <w:r>
+        <w:rPr>
+          <w:b/>
+          <w:bCs/>
+        </w:rPr>
+        <w:t>accidental localhost</w:t>
+      </w:r>
+      <w:r>
+        <w:t xml:space="preserve"> </w:t>
+      </w:r>
+      <w:r>
+        <w:rPr>
+          <w:u w:val="thick"/>
+        </w:rPr>
+        <w:t>or</w:t>
+      </w:r>
+      <w:r>
+        <w:t xml:space="preserve"> </w:t>
+      </w:r>
+      <w:r>
+        <w:rPr>
+          <w:b/>
+          <w:bCs/>
+        </w:rPr>
+        <w:t>Production references</w:t>
+      </w:r>
+      <w:r>
+        <w:t>:</w:t>
+      </w:r>
+    </w:p>
+    <w:p>
+      <w:pPr>
+        <w:rPr>
+          <w:color w:val="A02B93" w:themeColor="accent5"/>
+        </w:rPr>
+      </w:pPr>
+      <w:r>
+        <w:rPr>
+          <w:color w:val="A02B93" w:themeColor="accent5"/>
+        </w:rPr>
+        <w:t>Get-</w:t>
+      </w:r>
+      <w:proofErr w:type="spellStart"/>
+      <w:r>
+        <w:rPr>
+          <w:color w:val="A02B93" w:themeColor="accent5"/>
+        </w:rPr>
+        <w:t>ChildItem</w:t>
+      </w:r>
+      <w:proofErr w:type="spellEnd"/>
+      <w:r>
+        <w:rPr>
+          <w:color w:val="A02B93" w:themeColor="accent5"/>
+        </w:rPr>
+        <w:t xml:space="preserve"> .\</w:t>
+      </w:r>
+      <w:proofErr w:type="spellStart"/>
+      <w:r>
+        <w:rPr>
+          <w:color w:val="A02B93" w:themeColor="accent5"/>
+        </w:rPr>
+        <w:t>dist</w:t>
+      </w:r>
+      <w:proofErr w:type="spellEnd"/>
+      <w:r>
+        <w:rPr>
+          <w:color w:val="A02B93" w:themeColor="accent5"/>
+        </w:rPr>
+        <w:t>\assets\*.</w:t>
+      </w:r>
+      <w:proofErr w:type="spellStart"/>
+      <w:r>
+        <w:rPr>
+          <w:color w:val="A02B93" w:themeColor="accent5"/>
+        </w:rPr>
+        <w:t>js</w:t>
+      </w:r>
+      <w:proofErr w:type="spellEnd"/>
+      <w:r>
+        <w:rPr>
+          <w:color w:val="A02B93" w:themeColor="accent5"/>
+        </w:rPr>
+        <w:t xml:space="preserve"> |</w:t>
+      </w:r>
+    </w:p>
+    <w:p>
+      <w:pPr>
+        <w:rPr>
+          <w:color w:val="A02B93" w:themeColor="accent5"/>
+        </w:rPr>
+      </w:pPr>
+      <w:r>
+        <w:rPr>
+          <w:color w:val="A02B93" w:themeColor="accent5"/>
+        </w:rPr>
+        <w:t xml:space="preserve">    Select-String "</w:t>
+      </w:r>
+      <w:proofErr w:type="spellStart"/>
+      <w:r>
+        <w:rPr>
+          <w:color w:val="A02B93" w:themeColor="accent5"/>
+        </w:rPr>
+        <w:t>localhost|prod|production</w:t>
+      </w:r>
+      <w:proofErr w:type="spellEnd"/>
+      <w:r>
+        <w:rPr>
+          <w:color w:val="A02B93" w:themeColor="accent5"/>
+        </w:rPr>
+        <w:t>"</w:t>
+      </w:r>
+    </w:p>
+    <w:p>
+      <w:r>
+        <w:rPr>
+          <w:u w:val="thick"/>
+        </w:rPr>
+        <w:t>Review</w:t>
+      </w:r>
+      <w:r>
+        <w:t xml:space="preserve"> anything </w:t>
+      </w:r>
+      <w:r>
+        <w:rPr>
+          <w:b/>
+          <w:bCs/>
+        </w:rPr>
+        <w:t>returned</w:t>
+      </w:r>
+      <w:r>
+        <w:t>.</w:t>
+      </w:r>
+    </w:p>
+    <w:p>
+      <w:r>
+        <w:t xml:space="preserve">The </w:t>
+      </w:r>
+      <w:r>
+        <w:rPr>
+          <w:u w:val="thick"/>
+        </w:rPr>
+        <w:t>objective</w:t>
+      </w:r>
+      <w:r>
+        <w:t xml:space="preserve"> is:</w:t>
+      </w:r>
+    </w:p>
+    <w:p>
+      <w:pPr>
+        <w:rPr>
+          <w:color w:val="A02B93" w:themeColor="accent5"/>
+        </w:rPr>
+      </w:pPr>
+      <w:r>
+        <w:rPr>
+          <w:color w:val="A02B93" w:themeColor="accent5"/>
+        </w:rPr>
+        <w:t>DEV React bundle</w:t>
+      </w:r>
+    </w:p>
+    <w:p>
+      <w:pPr>
+        <w:rPr>
+          <w:color w:val="A02B93" w:themeColor="accent5"/>
+        </w:rPr>
+      </w:pPr>
+      <w:r>
+        <w:rPr>
+          <w:color w:val="A02B93" w:themeColor="accent5"/>
+        </w:rPr>
+        <w:t xml:space="preserve">      ↓</w:t>
+      </w:r>
+    </w:p>
+    <w:p>
+      <w:pPr>
+        <w:rPr>
+          <w:color w:val="A02B93" w:themeColor="accent5"/>
+        </w:rPr>
+      </w:pPr>
+      <w:r>
+        <w:rPr>
+          <w:color w:val="A02B93" w:themeColor="accent5"/>
+        </w:rPr>
+        <w:t>DEV Function App</w:t>
+      </w:r>
+    </w:p>
+    <w:p>
+      <w:pPr>
+        <w:rPr>
+          <w:color w:val="A02B93" w:themeColor="accent5"/>
+        </w:rPr>
+      </w:pPr>
+      <w:r>
+        <w:rPr>
+          <w:color w:val="A02B93" w:themeColor="accent5"/>
+        </w:rPr>
+        <w:t>not:</w:t>
+      </w:r>
+    </w:p>
+    <w:p>
+      <w:pPr>
+        <w:rPr>
+          <w:color w:val="A02B93" w:themeColor="accent5"/>
+        </w:rPr>
+      </w:pPr>
+      <w:r>
+        <w:rPr>
+          <w:color w:val="A02B93" w:themeColor="accent5"/>
+        </w:rPr>
+        <w:t>DEV React bundle</w:t>
+      </w:r>
+    </w:p>
+    <w:p>
+      <w:pPr>
+        <w:rPr>
+          <w:color w:val="A02B93" w:themeColor="accent5"/>
+        </w:rPr>
+      </w:pPr>
+      <w:r>
+        <w:rPr>
+          <w:color w:val="A02B93" w:themeColor="accent5"/>
+        </w:rPr>
+        <w:t xml:space="preserve">      ↓</w:t>
+      </w:r>
+    </w:p>
+    <w:p>
+      <w:pPr>
+        <w:rPr>
+          <w:color w:val="A02B93" w:themeColor="accent5"/>
+        </w:rPr>
+      </w:pPr>
+      <w:r>
+        <w:rPr>
+          <w:color w:val="A02B93" w:themeColor="accent5"/>
+        </w:rPr>
+        <w:t>localhost</w:t>
+      </w:r>
+    </w:p>
+    <w:p>
+      <w:r>
+        <w:t>and not:</w:t>
+      </w:r>
+    </w:p>
+    <w:p>
+      <w:pPr>
+        <w:rPr>
+          <w:color w:val="A02B93" w:themeColor="accent5"/>
+        </w:rPr>
+      </w:pPr>
+      <w:r>
+        <w:rPr>
+          <w:color w:val="A02B93" w:themeColor="accent5"/>
+        </w:rPr>
         <w:lastRenderedPageBreak/>
-        <w:t>Step 15 — Validate the Development React Build</w:t>
-      </w:r>
-      <w:r>
-        <w:t xml:space="preserve"> </w:t>
-      </w:r>
-      <w:r>
-        <w:t xml:space="preserve">– </w:t>
-      </w:r>
-      <w:r>
-        <w:rPr>
-          <w:color w:val="EE0000"/>
-        </w:rPr>
-        <w:t>NOT STARTED</w:t>
-      </w:r>
-    </w:p>
-    <w:p>
-      <w:r>
-        <w:t>From your React Development repository:</w:t>
-      </w:r>
-    </w:p>
-    <w:p>
-      <w:proofErr w:type="spellStart"/>
-      <w:r>
-        <w:t>npm</w:t>
-      </w:r>
-      <w:proofErr w:type="spellEnd"/>
-      <w:r>
-        <w:t xml:space="preserve"> run </w:t>
-      </w:r>
-      <w:proofErr w:type="spellStart"/>
-      <w:r>
-        <w:t>build:dev</w:t>
-      </w:r>
-      <w:proofErr w:type="spellEnd"/>
-    </w:p>
-    <w:p>
-      <w:r>
-        <w:t>Then confirm the Development Function hostname appears in the generated JavaScript.</w:t>
-      </w:r>
-    </w:p>
-    <w:p>
-      <w:r>
-        <w:t>For example:</w:t>
-      </w:r>
-    </w:p>
-    <w:p>
-      <w:r>
-        <w:t>Get-</w:t>
-      </w:r>
-      <w:proofErr w:type="spellStart"/>
-      <w:r>
-        <w:t>ChildItem</w:t>
-      </w:r>
-      <w:proofErr w:type="spellEnd"/>
-      <w:r>
-        <w:t xml:space="preserve"> .\</w:t>
-      </w:r>
-      <w:proofErr w:type="spellStart"/>
-      <w:r>
-        <w:t>dist</w:t>
-      </w:r>
-      <w:proofErr w:type="spellEnd"/>
-      <w:r>
-        <w:t>\assets\*.</w:t>
-      </w:r>
-      <w:proofErr w:type="spellStart"/>
-      <w:r>
-        <w:t>js</w:t>
-      </w:r>
-      <w:proofErr w:type="spellEnd"/>
-      <w:r>
-        <w:t xml:space="preserve"> |</w:t>
-      </w:r>
-    </w:p>
-    <w:p>
-      <w:r>
-        <w:t xml:space="preserve">    Select-String "policy-assist-orchestration-</w:t>
-      </w:r>
-      <w:proofErr w:type="spellStart"/>
-      <w:r>
-        <w:t>func</w:t>
-      </w:r>
-      <w:proofErr w:type="spellEnd"/>
-      <w:r>
-        <w:t>-app-dev"</w:t>
-      </w:r>
-    </w:p>
-    <w:p>
-      <w:r>
-        <w:t>You should see the Development Function App hostname.</w:t>
-      </w:r>
-    </w:p>
-    <w:p>
-      <w:r>
-        <w:t>Then check for accidental localhost or Production references:</w:t>
-      </w:r>
-    </w:p>
-    <w:p>
-      <w:r>
-        <w:t>Get-</w:t>
-      </w:r>
-      <w:proofErr w:type="spellStart"/>
-      <w:r>
-        <w:t>ChildItem</w:t>
-      </w:r>
-      <w:proofErr w:type="spellEnd"/>
-      <w:r>
-        <w:t xml:space="preserve"> .\</w:t>
-      </w:r>
-      <w:proofErr w:type="spellStart"/>
-      <w:r>
-        <w:t>dist</w:t>
-      </w:r>
-      <w:proofErr w:type="spellEnd"/>
-      <w:r>
-        <w:t>\assets\*.</w:t>
-      </w:r>
-      <w:proofErr w:type="spellStart"/>
-      <w:r>
-        <w:t>js</w:t>
-      </w:r>
-      <w:proofErr w:type="spellEnd"/>
-      <w:r>
-        <w:t xml:space="preserve"> |</w:t>
-      </w:r>
-    </w:p>
-    <w:p>
-      <w:r>
-        <w:t xml:space="preserve">    Select-String "</w:t>
-      </w:r>
-      <w:proofErr w:type="spellStart"/>
-      <w:r>
-        <w:t>localhost|prod|production</w:t>
-      </w:r>
-      <w:proofErr w:type="spellEnd"/>
-      <w:r>
-        <w:t>"</w:t>
-      </w:r>
-    </w:p>
-    <w:p>
-      <w:r>
-        <w:t>Review anything returned.</w:t>
-      </w:r>
-    </w:p>
-    <w:p>
-      <w:r>
-        <w:t>The objective is:</w:t>
-      </w:r>
-    </w:p>
-    <w:p>
-      <w:r>
         <w:t>DEV React bundle</w:t>
       </w:r>
     </w:p>
     <w:p>
-      <w:r>
+      <w:pPr>
+        <w:rPr>
+          <w:color w:val="A02B93" w:themeColor="accent5"/>
+        </w:rPr>
+      </w:pPr>
+      <w:r>
+        <w:rPr>
+          <w:color w:val="A02B93" w:themeColor="accent5"/>
+        </w:rPr>
         <w:t xml:space="preserve">      ↓</w:t>
       </w:r>
     </w:p>
     <w:p>
-      <w:r>
-        <w:t>DEV Function App</w:t>
-      </w:r>
-    </w:p>
-    <w:p>
-      <w:r>
-        <w:t>not:</w:t>
-      </w:r>
-    </w:p>
-    <w:p>
-      <w:r>
-        <w:t>DEV React bundle</w:t>
-      </w:r>
-    </w:p>
-    <w:p>
-      <w:r>
-        <w:t xml:space="preserve">      ↓</w:t>
-      </w:r>
-    </w:p>
-    <w:p>
-      <w:r>
-        <w:t>localhost</w:t>
-      </w:r>
-    </w:p>
-    <w:p>
-      <w:r>
-        <w:t>and not:</w:t>
-      </w:r>
-    </w:p>
-    <w:p>
-      <w:r>
-        <w:t>DEV React bundle</w:t>
-      </w:r>
-    </w:p>
-    <w:p>
-      <w:r>
-        <w:t xml:space="preserve">      ↓</w:t>
-      </w:r>
-    </w:p>
-    <w:p>
-      <w:r>
+      <w:pPr>
+        <w:rPr>
+          <w:color w:val="A02B93" w:themeColor="accent5"/>
+        </w:rPr>
+      </w:pPr>
+      <w:r>
+        <w:rPr>
+          <w:color w:val="A02B93" w:themeColor="accent5"/>
+        </w:rPr>
         <w:t>Production Function App</w:t>
       </w:r>
     </w:p>
     <w:p>
       <w:r>
-        <w:lastRenderedPageBreak/>
         <w:pict w14:anchorId="59969526">
           <v:rect id="_x0000_i1167" style="width:0;height:1.5pt" o:hralign="center" o:hrstd="t" o:hr="t" fillcolor="#a0a0a0" stroked="f"/>
         </w:pict>
@@ -4275,123 +7007,347 @@
       </w:r>
       <w:r>
         <w:rPr>
-          <w:color w:val="EE0000"/>
-        </w:rPr>
-        <w:t>NOT STARTED</w:t>
-      </w:r>
-    </w:p>
-    <w:p>
-      <w:r>
-        <w:t>Review the deployed Function App configuration.</w:t>
-      </w:r>
-    </w:p>
-    <w:p>
-      <w:r>
-        <w:t>For example:</w:t>
-      </w:r>
-    </w:p>
-    <w:p>
+          <w:color w:val="00B050"/>
+        </w:rPr>
+        <w:t>COMPLETE</w:t>
+      </w:r>
+    </w:p>
+    <w:p>
+      <w:r>
+        <w:rPr>
+          <w:u w:val="thick"/>
+        </w:rPr>
+        <w:t>Review</w:t>
+      </w:r>
+      <w:r>
+        <w:t xml:space="preserve"> the </w:t>
+      </w:r>
+      <w:r>
+        <w:rPr>
+          <w:u w:val="thick"/>
+        </w:rPr>
+        <w:t>deployed</w:t>
+      </w:r>
+      <w:r>
+        <w:t xml:space="preserve"> </w:t>
+      </w:r>
+      <w:r>
+        <w:rPr>
+          <w:b/>
+          <w:bCs/>
+        </w:rPr>
+        <w:t>Function App configuration</w:t>
+      </w:r>
+      <w:r>
+        <w:t>.</w:t>
+      </w:r>
+    </w:p>
+    <w:p>
+      <w:r>
+        <w:t xml:space="preserve">For </w:t>
+      </w:r>
+      <w:r>
+        <w:rPr>
+          <w:u w:val="thick"/>
+        </w:rPr>
+        <w:t>example</w:t>
+      </w:r>
+      <w:r>
+        <w:t>:</w:t>
+      </w:r>
+    </w:p>
+    <w:p>
+      <w:pPr>
+        <w:rPr>
+          <w:color w:val="A02B93" w:themeColor="accent5"/>
+        </w:rPr>
+      </w:pPr>
       <w:proofErr w:type="spellStart"/>
       <w:r>
+        <w:rPr>
+          <w:color w:val="A02B93" w:themeColor="accent5"/>
+        </w:rPr>
         <w:t>az</w:t>
       </w:r>
       <w:proofErr w:type="spellEnd"/>
       <w:r>
+        <w:rPr>
+          <w:color w:val="A02B93" w:themeColor="accent5"/>
+        </w:rPr>
         <w:t xml:space="preserve"> </w:t>
       </w:r>
       <w:proofErr w:type="spellStart"/>
       <w:r>
+        <w:rPr>
+          <w:color w:val="A02B93" w:themeColor="accent5"/>
+        </w:rPr>
         <w:t>functionapp</w:t>
       </w:r>
       <w:proofErr w:type="spellEnd"/>
       <w:r>
+        <w:rPr>
+          <w:color w:val="A02B93" w:themeColor="accent5"/>
+        </w:rPr>
         <w:t xml:space="preserve"> config </w:t>
       </w:r>
       <w:proofErr w:type="spellStart"/>
       <w:r>
+        <w:rPr>
+          <w:color w:val="A02B93" w:themeColor="accent5"/>
+        </w:rPr>
         <w:t>appsettings</w:t>
       </w:r>
       <w:proofErr w:type="spellEnd"/>
       <w:r>
+        <w:rPr>
+          <w:color w:val="A02B93" w:themeColor="accent5"/>
+        </w:rPr>
         <w:t xml:space="preserve"> list `</w:t>
       </w:r>
     </w:p>
     <w:p>
-      <w:r>
+      <w:pPr>
+        <w:rPr>
+          <w:color w:val="A02B93" w:themeColor="accent5"/>
+        </w:rPr>
+      </w:pPr>
+      <w:r>
+        <w:rPr>
+          <w:color w:val="A02B93" w:themeColor="accent5"/>
+        </w:rPr>
         <w:t xml:space="preserve">  --name policy-assist-orchestration-</w:t>
       </w:r>
       <w:proofErr w:type="spellStart"/>
       <w:r>
+        <w:rPr>
+          <w:color w:val="A02B93" w:themeColor="accent5"/>
+        </w:rPr>
         <w:t>func</w:t>
       </w:r>
       <w:proofErr w:type="spellEnd"/>
       <w:r>
+        <w:rPr>
+          <w:color w:val="A02B93" w:themeColor="accent5"/>
+        </w:rPr>
         <w:t>-app-dev `</w:t>
       </w:r>
     </w:p>
     <w:p>
-      <w:r>
+      <w:pPr>
+        <w:rPr>
+          <w:color w:val="A02B93" w:themeColor="accent5"/>
+        </w:rPr>
+      </w:pPr>
+      <w:r>
+        <w:rPr>
+          <w:color w:val="A02B93" w:themeColor="accent5"/>
+        </w:rPr>
         <w:t xml:space="preserve">  --resource-group &lt;your-resource-group&gt; `</w:t>
       </w:r>
     </w:p>
     <w:p>
-      <w:r>
+      <w:pPr>
+        <w:rPr>
+          <w:color w:val="A02B93" w:themeColor="accent5"/>
+        </w:rPr>
+      </w:pPr>
+      <w:r>
+        <w:rPr>
+          <w:color w:val="A02B93" w:themeColor="accent5"/>
+        </w:rPr>
         <w:t xml:space="preserve">  --output table</w:t>
       </w:r>
     </w:p>
     <w:p>
       <w:r>
-        <w:t>Verify:</w:t>
-      </w:r>
-    </w:p>
-    <w:p>
-      <w:r>
+        <w:rPr>
+          <w:u w:val="thick"/>
+        </w:rPr>
+        <w:t>Verify</w:t>
+      </w:r>
+      <w:r>
+        <w:t>:</w:t>
+      </w:r>
+    </w:p>
+    <w:p>
+      <w:pPr>
+        <w:rPr>
+          <w:color w:val="A02B93" w:themeColor="accent5"/>
+        </w:rPr>
+      </w:pPr>
+      <w:r>
+        <w:rPr>
+          <w:color w:val="A02B93" w:themeColor="accent5"/>
+        </w:rPr>
         <w:t>AZURE_SEARCH_ENDPOINT</w:t>
       </w:r>
     </w:p>
     <w:p>
-      <w:r>
+      <w:pPr>
+        <w:rPr>
+          <w:color w:val="A02B93" w:themeColor="accent5"/>
+        </w:rPr>
+      </w:pPr>
+      <w:r>
+        <w:rPr>
+          <w:color w:val="A02B93" w:themeColor="accent5"/>
+        </w:rPr>
         <w:t>AZURE_SEARCH_INDEX_NAME</w:t>
       </w:r>
     </w:p>
     <w:p>
-      <w:r>
+      <w:pPr>
+        <w:rPr>
+          <w:color w:val="A02B93" w:themeColor="accent5"/>
+        </w:rPr>
+      </w:pPr>
+      <w:r>
+        <w:rPr>
+          <w:color w:val="A02B93" w:themeColor="accent5"/>
+        </w:rPr>
         <w:t>AZURE_OPENAI_ENDPOINT</w:t>
       </w:r>
     </w:p>
     <w:p>
-      <w:r>
+      <w:pPr>
+        <w:rPr>
+          <w:color w:val="A02B93" w:themeColor="accent5"/>
+        </w:rPr>
+      </w:pPr>
+      <w:r>
+        <w:rPr>
+          <w:color w:val="A02B93" w:themeColor="accent5"/>
+        </w:rPr>
         <w:t>AZURE_OPENAI_DEPLOYMENT</w:t>
       </w:r>
     </w:p>
     <w:p>
-      <w:r>
+      <w:pPr>
+        <w:rPr>
+          <w:color w:val="A02B93" w:themeColor="accent5"/>
+        </w:rPr>
+      </w:pPr>
+      <w:r>
+        <w:rPr>
+          <w:color w:val="A02B93" w:themeColor="accent5"/>
+        </w:rPr>
         <w:t>COSMOS_ENDPOINT</w:t>
       </w:r>
     </w:p>
     <w:p>
-      <w:r>
+      <w:pPr>
+        <w:rPr>
+          <w:color w:val="A02B93" w:themeColor="accent5"/>
+        </w:rPr>
+      </w:pPr>
+      <w:r>
+        <w:rPr>
+          <w:color w:val="A02B93" w:themeColor="accent5"/>
+        </w:rPr>
         <w:t>COSMOS_DATABASE_NAME</w:t>
       </w:r>
     </w:p>
     <w:p>
-      <w:r>
+      <w:pPr>
+        <w:rPr>
+          <w:color w:val="A02B93" w:themeColor="accent5"/>
+        </w:rPr>
+      </w:pPr>
+      <w:r>
+        <w:rPr>
+          <w:color w:val="A02B93" w:themeColor="accent5"/>
+        </w:rPr>
         <w:t>APP_ENVIRONMENT</w:t>
       </w:r>
     </w:p>
     <w:p>
-      <w:r>
+      <w:pPr>
+        <w:rPr>
+          <w:color w:val="A02B93" w:themeColor="accent5"/>
+        </w:rPr>
+      </w:pPr>
+      <w:r>
+        <w:rPr>
+          <w:color w:val="A02B93" w:themeColor="accent5"/>
+        </w:rPr>
         <w:t>LOG_LEVEL</w:t>
       </w:r>
     </w:p>
     <w:p>
       <w:r>
-        <w:t>All should be Development values.</w:t>
-      </w:r>
-    </w:p>
-    <w:p>
-      <w:r>
-        <w:t>You should also validate CORS and managed identity.</w:t>
+        <w:t xml:space="preserve">All </w:t>
+      </w:r>
+      <w:r>
+        <w:rPr>
+          <w:u w:val="thick"/>
+        </w:rPr>
+        <w:t>should be</w:t>
+      </w:r>
+      <w:r>
+        <w:t xml:space="preserve"> </w:t>
+      </w:r>
+      <w:r>
+        <w:rPr>
+          <w:b/>
+          <w:bCs/>
+        </w:rPr>
+        <w:t>Development values</w:t>
+      </w:r>
+      <w:r>
+        <w:t>.</w:t>
+      </w:r>
+    </w:p>
+    <w:p>
+      <w:r>
+        <w:t xml:space="preserve">You </w:t>
+      </w:r>
+      <w:r>
+        <w:rPr>
+          <w:u w:val="thick"/>
+        </w:rPr>
+        <w:t>should</w:t>
+      </w:r>
+      <w:r>
+        <w:t xml:space="preserve"> also </w:t>
+      </w:r>
+      <w:r>
+        <w:rPr>
+          <w:b/>
+          <w:bCs/>
+        </w:rPr>
+        <w:t>validate</w:t>
+      </w:r>
+      <w:r>
+        <w:t xml:space="preserve"> </w:t>
+      </w:r>
+      <w:r>
+        <w:rPr>
+          <w:b/>
+          <w:bCs/>
+        </w:rPr>
+        <w:t>CORS</w:t>
+      </w:r>
+      <w:r>
+        <w:t xml:space="preserve"> </w:t>
+      </w:r>
+      <w:r>
+        <w:rPr>
+          <w:u w:val="thick"/>
+        </w:rPr>
+        <w:t>and</w:t>
+      </w:r>
+      <w:r>
+        <w:t xml:space="preserve"> </w:t>
+      </w:r>
+      <w:r>
+        <w:rPr>
+          <w:b/>
+          <w:bCs/>
+        </w:rPr>
+        <w:t>managed identity</w:t>
+      </w:r>
+      <w:r>
+        <w:t>.</w:t>
       </w:r>
     </w:p>
     <w:p>
@@ -4404,8 +7360,12 @@
     <w:p>
       <w:pPr>
         <w:pStyle w:val="Heading1"/>
-      </w:pPr>
-      <w:r>
+        <w:rPr>
+          <w:color w:val="E97132" w:themeColor="accent2"/>
+        </w:rPr>
+      </w:pPr>
+      <w:r>
+        <w:lastRenderedPageBreak/>
         <w:t>Step 17 — Create the Test Environment</w:t>
       </w:r>
       <w:r>
@@ -4416,21 +7376,53 @@
       </w:r>
       <w:r>
         <w:rPr>
-          <w:color w:val="EE0000"/>
-        </w:rPr>
-        <w:t>NOT STARTED</w:t>
-      </w:r>
-    </w:p>
-    <w:p>
-      <w:r>
-        <w:t xml:space="preserve">I recommend creating </w:t>
-      </w:r>
-      <w:r>
-        <w:rPr>
-          <w:b/>
-          <w:bCs/>
-        </w:rPr>
-        <w:t>Test before Production</w:t>
+          <w:color w:val="E97132" w:themeColor="accent2"/>
+        </w:rPr>
+        <w:t>DEFERRED / PLANNED</w:t>
+      </w:r>
+    </w:p>
+    <w:p>
+      <w:r>
+        <w:t xml:space="preserve">I </w:t>
+      </w:r>
+      <w:r>
+        <w:rPr>
+          <w:u w:val="thick"/>
+        </w:rPr>
+        <w:t>recommend</w:t>
+      </w:r>
+      <w:r>
+        <w:t xml:space="preserve"> </w:t>
+      </w:r>
+      <w:r>
+        <w:rPr>
+          <w:b/>
+          <w:bCs/>
+        </w:rPr>
+        <w:t>creating</w:t>
+      </w:r>
+      <w:r>
+        <w:t xml:space="preserve"> </w:t>
+      </w:r>
+      <w:r>
+        <w:rPr>
+          <w:b/>
+          <w:bCs/>
+        </w:rPr>
+        <w:t xml:space="preserve">Test </w:t>
+      </w:r>
+      <w:r>
+        <w:rPr>
+          <w:u w:val="thick"/>
+        </w:rPr>
+        <w:t>before</w:t>
+      </w:r>
+      <w:r>
+        <w:rPr>
+          <w:b/>
+          <w:bCs/>
+        </w:rPr>
+        <w:t xml:space="preserve"> Production</w:t>
       </w:r>
       <w:r>
         <w:t>.</w:t>
@@ -4438,78 +7430,281 @@
     </w:p>
     <w:p>
       <w:r>
-        <w:t>The Test environment should have equivalent infrastructure:</w:t>
-      </w:r>
-    </w:p>
-    <w:p>
-      <w:r>
-        <w:lastRenderedPageBreak/>
+        <w:t xml:space="preserve">The </w:t>
+      </w:r>
+      <w:r>
+        <w:rPr>
+          <w:b/>
+          <w:bCs/>
+        </w:rPr>
+        <w:t>Test environment</w:t>
+      </w:r>
+      <w:r>
+        <w:t xml:space="preserve"> </w:t>
+      </w:r>
+      <w:r>
+        <w:rPr>
+          <w:u w:val="thick"/>
+        </w:rPr>
+        <w:t>should have</w:t>
+      </w:r>
+      <w:r>
+        <w:t xml:space="preserve"> </w:t>
+      </w:r>
+      <w:r>
+        <w:rPr>
+          <w:b/>
+          <w:bCs/>
+        </w:rPr>
+        <w:t>equivalent infrastructure</w:t>
+      </w:r>
+      <w:r>
+        <w:t>:</w:t>
+      </w:r>
+    </w:p>
+    <w:p>
+      <w:pPr>
+        <w:rPr>
+          <w:color w:val="A02B93" w:themeColor="accent5"/>
+        </w:rPr>
+      </w:pPr>
+      <w:r>
+        <w:rPr>
+          <w:color w:val="A02B93" w:themeColor="accent5"/>
+        </w:rPr>
         <w:t>Test React Static Web App</w:t>
       </w:r>
     </w:p>
     <w:p>
-      <w:r>
+      <w:pPr>
+        <w:rPr>
+          <w:color w:val="A02B93" w:themeColor="accent5"/>
+        </w:rPr>
+      </w:pPr>
+      <w:r>
+        <w:rPr>
+          <w:color w:val="A02B93" w:themeColor="accent5"/>
+        </w:rPr>
         <w:t>Test Function App</w:t>
       </w:r>
     </w:p>
     <w:p>
-      <w:r>
+      <w:pPr>
+        <w:rPr>
+          <w:color w:val="A02B93" w:themeColor="accent5"/>
+        </w:rPr>
+      </w:pPr>
+      <w:r>
+        <w:rPr>
+          <w:color w:val="A02B93" w:themeColor="accent5"/>
+        </w:rPr>
         <w:t>Test Cosmos</w:t>
       </w:r>
     </w:p>
     <w:p>
-      <w:r>
+      <w:pPr>
+        <w:rPr>
+          <w:color w:val="A02B93" w:themeColor="accent5"/>
+        </w:rPr>
+      </w:pPr>
+      <w:r>
+        <w:rPr>
+          <w:color w:val="A02B93" w:themeColor="accent5"/>
+        </w:rPr>
         <w:t>Test AI Search</w:t>
       </w:r>
     </w:p>
     <w:p>
-      <w:r>
+      <w:pPr>
+        <w:rPr>
+          <w:color w:val="A02B93" w:themeColor="accent5"/>
+        </w:rPr>
+      </w:pPr>
+      <w:r>
+        <w:rPr>
+          <w:color w:val="A02B93" w:themeColor="accent5"/>
+        </w:rPr>
         <w:t>Test model configuration</w:t>
       </w:r>
     </w:p>
     <w:p>
-      <w:r>
+      <w:pPr>
+        <w:rPr>
+          <w:color w:val="A02B93" w:themeColor="accent5"/>
+        </w:rPr>
+      </w:pPr>
+      <w:r>
+        <w:rPr>
+          <w:color w:val="A02B93" w:themeColor="accent5"/>
+        </w:rPr>
         <w:t>Test Entra configuration</w:t>
       </w:r>
     </w:p>
     <w:p>
-      <w:r>
+      <w:pPr>
+        <w:rPr>
+          <w:color w:val="A02B93" w:themeColor="accent5"/>
+        </w:rPr>
+      </w:pPr>
+      <w:r>
+        <w:rPr>
+          <w:color w:val="A02B93" w:themeColor="accent5"/>
+        </w:rPr>
         <w:t>Test managed identity</w:t>
       </w:r>
     </w:p>
     <w:p>
-      <w:r>
+      <w:pPr>
+        <w:rPr>
+          <w:color w:val="A02B93" w:themeColor="accent5"/>
+        </w:rPr>
+      </w:pPr>
+      <w:r>
+        <w:rPr>
+          <w:color w:val="A02B93" w:themeColor="accent5"/>
+        </w:rPr>
         <w:t>Test RBAC</w:t>
       </w:r>
     </w:p>
     <w:p>
-      <w:r>
+      <w:pPr>
+        <w:rPr>
+          <w:color w:val="A02B93" w:themeColor="accent5"/>
+        </w:rPr>
+      </w:pPr>
+      <w:r>
+        <w:rPr>
+          <w:color w:val="A02B93" w:themeColor="accent5"/>
+        </w:rPr>
         <w:t>Test CORS</w:t>
       </w:r>
     </w:p>
     <w:p>
       <w:r>
-        <w:t>Test GitHub deployment configuration</w:t>
-      </w:r>
-    </w:p>
-    <w:p>
-      <w:r>
-        <w:t>The important requirement is:</w:t>
-      </w:r>
-    </w:p>
-    <w:p>
-      <w:r>
-        <w:t>Deploy the same source code to Test without modifying application code.</w:t>
-      </w:r>
-    </w:p>
-    <w:p>
-      <w:r>
-        <w:t>Only configuration changes.</w:t>
-      </w:r>
-    </w:p>
-    <w:p>
-      <w:r>
-        <w:t>Then test:</w:t>
+        <w:rPr>
+          <w:u w:val="thick"/>
+        </w:rPr>
+        <w:t>Test</w:t>
+      </w:r>
+      <w:r>
+        <w:t xml:space="preserve"> </w:t>
+      </w:r>
+      <w:r>
+        <w:rPr>
+          <w:b/>
+          <w:bCs/>
+        </w:rPr>
+        <w:t>GitHub deployment configuration</w:t>
+      </w:r>
+    </w:p>
+    <w:p>
+      <w:r>
+        <w:t xml:space="preserve">The </w:t>
+      </w:r>
+      <w:r>
+        <w:rPr>
+          <w:u w:val="thick"/>
+        </w:rPr>
+        <w:t>important</w:t>
+      </w:r>
+      <w:r>
+        <w:t xml:space="preserve"> </w:t>
+      </w:r>
+      <w:r>
+        <w:rPr>
+          <w:b/>
+          <w:bCs/>
+        </w:rPr>
+        <w:t>requirement</w:t>
+      </w:r>
+      <w:r>
+        <w:t xml:space="preserve"> is:</w:t>
+      </w:r>
+    </w:p>
+    <w:p>
+      <w:r>
+        <w:rPr>
+          <w:u w:val="thick"/>
+        </w:rPr>
+        <w:t>Deploy</w:t>
+      </w:r>
+      <w:r>
+        <w:t xml:space="preserve"> the same </w:t>
+      </w:r>
+      <w:r>
+        <w:rPr>
+          <w:b/>
+          <w:bCs/>
+        </w:rPr>
+        <w:t>source code</w:t>
+      </w:r>
+      <w:r>
+        <w:t xml:space="preserve"> to </w:t>
+      </w:r>
+      <w:r>
+        <w:rPr>
+          <w:b/>
+          <w:bCs/>
+        </w:rPr>
+        <w:t>Test</w:t>
+      </w:r>
+      <w:r>
+        <w:t xml:space="preserve"> </w:t>
+      </w:r>
+      <w:r>
+        <w:rPr>
+          <w:u w:val="thick"/>
+        </w:rPr>
+        <w:t>without modifying</w:t>
+      </w:r>
+      <w:r>
+        <w:t xml:space="preserve"> </w:t>
+      </w:r>
+      <w:r>
+        <w:rPr>
+          <w:b/>
+          <w:bCs/>
+        </w:rPr>
+        <w:t>application code</w:t>
+      </w:r>
+      <w:r>
+        <w:t>.</w:t>
+      </w:r>
+    </w:p>
+    <w:p>
+      <w:r>
+        <w:t xml:space="preserve">Only </w:t>
+      </w:r>
+      <w:r>
+        <w:rPr>
+          <w:b/>
+          <w:bCs/>
+        </w:rPr>
+        <w:t>configuration changes</w:t>
+      </w:r>
+      <w:r>
+        <w:t>.</w:t>
+      </w:r>
+    </w:p>
+    <w:p>
+      <w:r>
+        <w:rPr>
+          <w:u w:val="thick"/>
+        </w:rPr>
+        <w:t>Then</w:t>
+      </w:r>
+      <w:r>
+        <w:t xml:space="preserve"> </w:t>
+      </w:r>
+      <w:r>
+        <w:rPr>
+          <w:b/>
+          <w:bCs/>
+        </w:rPr>
+        <w:t>test</w:t>
+      </w:r>
+      <w:r>
+        <w:t>:</w:t>
       </w:r>
     </w:p>
     <w:p>
@@ -4518,8 +7713,14 @@
           <w:ilvl w:val="0"/>
           <w:numId w:val="3"/>
         </w:numPr>
-      </w:pPr>
-      <w:r>
+        <w:rPr>
+          <w:color w:val="A02B93" w:themeColor="accent5"/>
+        </w:rPr>
+      </w:pPr>
+      <w:r>
+        <w:rPr>
+          <w:color w:val="A02B93" w:themeColor="accent5"/>
+        </w:rPr>
         <w:t>Login</w:t>
       </w:r>
     </w:p>
@@ -4529,8 +7730,14 @@
           <w:ilvl w:val="0"/>
           <w:numId w:val="3"/>
         </w:numPr>
-      </w:pPr>
-      <w:r>
+        <w:rPr>
+          <w:color w:val="A02B93" w:themeColor="accent5"/>
+        </w:rPr>
+      </w:pPr>
+      <w:r>
+        <w:rPr>
+          <w:color w:val="A02B93" w:themeColor="accent5"/>
+        </w:rPr>
         <w:t>Entra redirect</w:t>
       </w:r>
     </w:p>
@@ -4540,8 +7747,14 @@
           <w:ilvl w:val="0"/>
           <w:numId w:val="3"/>
         </w:numPr>
-      </w:pPr>
-      <w:r>
+        <w:rPr>
+          <w:color w:val="A02B93" w:themeColor="accent5"/>
+        </w:rPr>
+      </w:pPr>
+      <w:r>
+        <w:rPr>
+          <w:color w:val="A02B93" w:themeColor="accent5"/>
+        </w:rPr>
         <w:t>API calls</w:t>
       </w:r>
     </w:p>
@@ -4551,8 +7764,14 @@
           <w:ilvl w:val="0"/>
           <w:numId w:val="3"/>
         </w:numPr>
-      </w:pPr>
-      <w:r>
+        <w:rPr>
+          <w:color w:val="A02B93" w:themeColor="accent5"/>
+        </w:rPr>
+      </w:pPr>
+      <w:r>
+        <w:rPr>
+          <w:color w:val="A02B93" w:themeColor="accent5"/>
+        </w:rPr>
         <w:t>Conversation creation</w:t>
       </w:r>
     </w:p>
@@ -4562,8 +7781,14 @@
           <w:ilvl w:val="0"/>
           <w:numId w:val="3"/>
         </w:numPr>
-      </w:pPr>
-      <w:r>
+        <w:rPr>
+          <w:color w:val="A02B93" w:themeColor="accent5"/>
+        </w:rPr>
+      </w:pPr>
+      <w:r>
+        <w:rPr>
+          <w:color w:val="A02B93" w:themeColor="accent5"/>
+        </w:rPr>
         <w:t>Conversation persistence</w:t>
       </w:r>
     </w:p>
@@ -4573,8 +7798,14 @@
           <w:ilvl w:val="0"/>
           <w:numId w:val="3"/>
         </w:numPr>
-      </w:pPr>
-      <w:r>
+        <w:rPr>
+          <w:color w:val="A02B93" w:themeColor="accent5"/>
+        </w:rPr>
+      </w:pPr>
+      <w:r>
+        <w:rPr>
+          <w:color w:val="A02B93" w:themeColor="accent5"/>
+        </w:rPr>
         <w:t>Previous conversation loading</w:t>
       </w:r>
     </w:p>
@@ -4584,8 +7815,14 @@
           <w:ilvl w:val="0"/>
           <w:numId w:val="3"/>
         </w:numPr>
-      </w:pPr>
-      <w:r>
+        <w:rPr>
+          <w:color w:val="A02B93" w:themeColor="accent5"/>
+        </w:rPr>
+      </w:pPr>
+      <w:r>
+        <w:rPr>
+          <w:color w:val="A02B93" w:themeColor="accent5"/>
+        </w:rPr>
         <w:t>RAG retrieval</w:t>
       </w:r>
     </w:p>
@@ -4595,8 +7832,15 @@
           <w:ilvl w:val="0"/>
           <w:numId w:val="3"/>
         </w:numPr>
-      </w:pPr>
-      <w:r>
+        <w:rPr>
+          <w:color w:val="A02B93" w:themeColor="accent5"/>
+        </w:rPr>
+      </w:pPr>
+      <w:r>
+        <w:rPr>
+          <w:color w:val="A02B93" w:themeColor="accent5"/>
+        </w:rPr>
+        <w:lastRenderedPageBreak/>
         <w:t>Citations</w:t>
       </w:r>
     </w:p>
@@ -4606,8 +7850,14 @@
           <w:ilvl w:val="0"/>
           <w:numId w:val="3"/>
         </w:numPr>
-      </w:pPr>
-      <w:r>
+        <w:rPr>
+          <w:color w:val="A02B93" w:themeColor="accent5"/>
+        </w:rPr>
+      </w:pPr>
+      <w:r>
+        <w:rPr>
+          <w:color w:val="A02B93" w:themeColor="accent5"/>
+        </w:rPr>
         <w:t>Search results</w:t>
       </w:r>
     </w:p>
@@ -4617,8 +7867,14 @@
           <w:ilvl w:val="0"/>
           <w:numId w:val="3"/>
         </w:numPr>
-      </w:pPr>
-      <w:r>
+        <w:rPr>
+          <w:color w:val="A02B93" w:themeColor="accent5"/>
+        </w:rPr>
+      </w:pPr>
+      <w:r>
+        <w:rPr>
+          <w:color w:val="A02B93" w:themeColor="accent5"/>
+        </w:rPr>
         <w:t>Authorization</w:t>
       </w:r>
     </w:p>
@@ -4628,8 +7884,14 @@
           <w:ilvl w:val="0"/>
           <w:numId w:val="3"/>
         </w:numPr>
-      </w:pPr>
-      <w:r>
+        <w:rPr>
+          <w:color w:val="A02B93" w:themeColor="accent5"/>
+        </w:rPr>
+      </w:pPr>
+      <w:r>
+        <w:rPr>
+          <w:color w:val="A02B93" w:themeColor="accent5"/>
+        </w:rPr>
         <w:t>Long-term memory</w:t>
       </w:r>
     </w:p>
@@ -4639,8 +7901,14 @@
           <w:ilvl w:val="0"/>
           <w:numId w:val="3"/>
         </w:numPr>
-      </w:pPr>
-      <w:r>
+        <w:rPr>
+          <w:color w:val="A02B93" w:themeColor="accent5"/>
+        </w:rPr>
+      </w:pPr>
+      <w:r>
+        <w:rPr>
+          <w:color w:val="A02B93" w:themeColor="accent5"/>
+        </w:rPr>
         <w:t>Security trimming</w:t>
       </w:r>
     </w:p>
@@ -4650,9 +7918,14 @@
           <w:ilvl w:val="0"/>
           <w:numId w:val="3"/>
         </w:numPr>
-      </w:pPr>
-      <w:r>
-        <w:lastRenderedPageBreak/>
+        <w:rPr>
+          <w:color w:val="A02B93" w:themeColor="accent5"/>
+        </w:rPr>
+      </w:pPr>
+      <w:r>
+        <w:rPr>
+          <w:color w:val="A02B93" w:themeColor="accent5"/>
+        </w:rPr>
         <w:t>Refresh/state recovery</w:t>
       </w:r>
     </w:p>
@@ -4662,8 +7935,14 @@
           <w:ilvl w:val="0"/>
           <w:numId w:val="3"/>
         </w:numPr>
-      </w:pPr>
-      <w:r>
+        <w:rPr>
+          <w:color w:val="A02B93" w:themeColor="accent5"/>
+        </w:rPr>
+      </w:pPr>
+      <w:r>
+        <w:rPr>
+          <w:color w:val="A02B93" w:themeColor="accent5"/>
+        </w:rPr>
         <w:t>CORS</w:t>
       </w:r>
     </w:p>
@@ -4673,8 +7952,14 @@
           <w:ilvl w:val="0"/>
           <w:numId w:val="3"/>
         </w:numPr>
-      </w:pPr>
-      <w:r>
+        <w:rPr>
+          <w:color w:val="A02B93" w:themeColor="accent5"/>
+        </w:rPr>
+      </w:pPr>
+      <w:r>
+        <w:rPr>
+          <w:color w:val="A02B93" w:themeColor="accent5"/>
+        </w:rPr>
         <w:t>Error handling</w:t>
       </w:r>
     </w:p>
@@ -4686,6 +7971,9 @@
         </w:numPr>
       </w:pPr>
       <w:r>
+        <w:rPr>
+          <w:color w:val="A02B93" w:themeColor="accent5"/>
+        </w:rPr>
         <w:t>Logging</w:t>
       </w:r>
     </w:p>
@@ -4711,22 +7999,57 @@
       </w:r>
       <w:r>
         <w:rPr>
-          <w:color w:val="EE0000"/>
-        </w:rPr>
-        <w:t>NOT STARTED</w:t>
-      </w:r>
-    </w:p>
-    <w:p>
-      <w:r>
-        <w:t>Production comes after Test passes.</w:t>
-      </w:r>
-    </w:p>
-    <w:p>
-      <w:r>
-        <w:t xml:space="preserve">Production should use </w:t>
+          <w:color w:val="E97132" w:themeColor="accent2"/>
+        </w:rPr>
+        <w:t>DEFERRED</w:t>
+      </w:r>
+    </w:p>
+    <w:p>
+      <w:r>
+        <w:rPr>
+          <w:u w:val="thick"/>
+        </w:rPr>
+        <w:t>Production</w:t>
+      </w:r>
+      <w:r>
+        <w:t xml:space="preserve"> comes after </w:t>
+      </w:r>
+      <w:r>
+        <w:rPr>
+          <w:b/>
+          <w:bCs/>
+        </w:rPr>
+        <w:t>Test passes</w:t>
+      </w:r>
+      <w:r>
+        <w:t>.</w:t>
+      </w:r>
+    </w:p>
+    <w:p>
+      <w:r>
+        <w:rPr>
+          <w:u w:val="thick"/>
+        </w:rPr>
+        <w:t>Production</w:t>
+      </w:r>
+      <w:r>
+        <w:t xml:space="preserve"> should </w:t>
+      </w:r>
+      <w:r>
+        <w:rPr>
+          <w:u w:val="thick"/>
+        </w:rPr>
+        <w:t>use</w:t>
+      </w:r>
+      <w:r>
+        <w:t xml:space="preserve"> </w:t>
       </w:r>
       <w:proofErr w:type="gramStart"/>
       <w:r>
+        <w:rPr>
+          <w:b/>
+          <w:bCs/>
+        </w:rPr>
         <w:t>separate</w:t>
       </w:r>
       <w:proofErr w:type="gramEnd"/>
@@ -4735,63 +8058,158 @@
       </w:r>
     </w:p>
     <w:p>
-      <w:r>
+      <w:pPr>
+        <w:rPr>
+          <w:color w:val="A02B93" w:themeColor="accent5"/>
+        </w:rPr>
+      </w:pPr>
+      <w:r>
+        <w:rPr>
+          <w:color w:val="A02B93" w:themeColor="accent5"/>
+        </w:rPr>
         <w:t>React host</w:t>
       </w:r>
     </w:p>
     <w:p>
-      <w:r>
+      <w:pPr>
+        <w:rPr>
+          <w:color w:val="A02B93" w:themeColor="accent5"/>
+        </w:rPr>
+      </w:pPr>
+      <w:r>
+        <w:rPr>
+          <w:color w:val="A02B93" w:themeColor="accent5"/>
+        </w:rPr>
         <w:t>Function App</w:t>
       </w:r>
     </w:p>
     <w:p>
-      <w:r>
+      <w:pPr>
+        <w:rPr>
+          <w:color w:val="A02B93" w:themeColor="accent5"/>
+        </w:rPr>
+      </w:pPr>
+      <w:r>
+        <w:rPr>
+          <w:color w:val="A02B93" w:themeColor="accent5"/>
+        </w:rPr>
         <w:t>managed identity</w:t>
       </w:r>
     </w:p>
     <w:p>
-      <w:r>
+      <w:pPr>
+        <w:rPr>
+          <w:color w:val="A02B93" w:themeColor="accent5"/>
+        </w:rPr>
+      </w:pPr>
+      <w:r>
+        <w:rPr>
+          <w:color w:val="A02B93" w:themeColor="accent5"/>
+        </w:rPr>
         <w:t>Search service/index</w:t>
       </w:r>
     </w:p>
     <w:p>
-      <w:r>
+      <w:pPr>
+        <w:rPr>
+          <w:color w:val="A02B93" w:themeColor="accent5"/>
+        </w:rPr>
+      </w:pPr>
+      <w:r>
+        <w:rPr>
+          <w:color w:val="A02B93" w:themeColor="accent5"/>
+        </w:rPr>
         <w:t>Cosmos DB</w:t>
       </w:r>
     </w:p>
     <w:p>
-      <w:r>
+      <w:pPr>
+        <w:rPr>
+          <w:color w:val="A02B93" w:themeColor="accent5"/>
+        </w:rPr>
+      </w:pPr>
+      <w:r>
+        <w:rPr>
+          <w:color w:val="A02B93" w:themeColor="accent5"/>
+        </w:rPr>
         <w:t>Foundry/model configuration</w:t>
       </w:r>
     </w:p>
     <w:p>
-      <w:r>
+      <w:pPr>
+        <w:rPr>
+          <w:color w:val="A02B93" w:themeColor="accent5"/>
+        </w:rPr>
+      </w:pPr>
+      <w:r>
+        <w:rPr>
+          <w:color w:val="A02B93" w:themeColor="accent5"/>
+        </w:rPr>
         <w:t>Entra configuration</w:t>
       </w:r>
     </w:p>
     <w:p>
-      <w:r>
+      <w:pPr>
+        <w:rPr>
+          <w:color w:val="A02B93" w:themeColor="accent5"/>
+        </w:rPr>
+      </w:pPr>
+      <w:r>
+        <w:rPr>
+          <w:color w:val="A02B93" w:themeColor="accent5"/>
+        </w:rPr>
         <w:t>CORS</w:t>
       </w:r>
     </w:p>
     <w:p>
-      <w:r>
+      <w:pPr>
+        <w:rPr>
+          <w:color w:val="A02B93" w:themeColor="accent5"/>
+        </w:rPr>
+      </w:pPr>
+      <w:r>
+        <w:rPr>
+          <w:color w:val="A02B93" w:themeColor="accent5"/>
+        </w:rPr>
         <w:t>logging</w:t>
       </w:r>
     </w:p>
     <w:p>
-      <w:r>
+      <w:pPr>
+        <w:rPr>
+          <w:color w:val="A02B93" w:themeColor="accent5"/>
+        </w:rPr>
+      </w:pPr>
+      <w:r>
+        <w:rPr>
+          <w:color w:val="A02B93" w:themeColor="accent5"/>
+        </w:rPr>
         <w:t>feature flags</w:t>
       </w:r>
     </w:p>
     <w:p>
-      <w:r>
+      <w:pPr>
+        <w:rPr>
+          <w:color w:val="A02B93" w:themeColor="accent5"/>
+        </w:rPr>
+      </w:pPr>
+      <w:r>
+        <w:rPr>
+          <w:color w:val="A02B93" w:themeColor="accent5"/>
+        </w:rPr>
         <w:t>deployment workflow</w:t>
       </w:r>
     </w:p>
     <w:p>
       <w:r>
-        <w:t xml:space="preserve">Production should </w:t>
+        <w:rPr>
+          <w:u w:val="thick"/>
+        </w:rPr>
+        <w:lastRenderedPageBreak/>
+        <w:t>Production</w:t>
+      </w:r>
+      <w:r>
+        <w:t xml:space="preserve"> should </w:t>
       </w:r>
       <w:r>
         <w:rPr>
@@ -4801,37 +8219,139 @@
         <w:t>not</w:t>
       </w:r>
       <w:r>
-        <w:t xml:space="preserve"> contain Development URLs unless specifically documented.</w:t>
-      </w:r>
-    </w:p>
-    <w:p>
-      <w:r>
-        <w:t>For example, Production CORS should not normally include:</w:t>
-      </w:r>
-    </w:p>
-    <w:p>
-      <w:r>
+        <w:t xml:space="preserve"> </w:t>
+      </w:r>
+      <w:r>
+        <w:rPr>
+          <w:u w:val="thick"/>
+        </w:rPr>
+        <w:t>contain</w:t>
+      </w:r>
+      <w:r>
+        <w:t xml:space="preserve"> </w:t>
+      </w:r>
+      <w:r>
+        <w:rPr>
+          <w:b/>
+          <w:bCs/>
+        </w:rPr>
+        <w:t>Development URLs</w:t>
+      </w:r>
+      <w:r>
+        <w:t xml:space="preserve"> </w:t>
+      </w:r>
+      <w:r>
+        <w:rPr>
+          <w:u w:val="thick"/>
+        </w:rPr>
+        <w:t>unless</w:t>
+      </w:r>
+      <w:r>
+        <w:t xml:space="preserve"> </w:t>
+      </w:r>
+      <w:r>
+        <w:rPr>
+          <w:b/>
+          <w:bCs/>
+        </w:rPr>
+        <w:t>specifically documented</w:t>
+      </w:r>
+      <w:r>
+        <w:t>.</w:t>
+      </w:r>
+    </w:p>
+    <w:p>
+      <w:r>
+        <w:t xml:space="preserve">For </w:t>
+      </w:r>
+      <w:r>
+        <w:rPr>
+          <w:u w:val="thick"/>
+        </w:rPr>
+        <w:t>example</w:t>
+      </w:r>
+      <w:r>
+        <w:t xml:space="preserve">, </w:t>
+      </w:r>
+      <w:r>
+        <w:rPr>
+          <w:b/>
+          <w:bCs/>
+        </w:rPr>
+        <w:t>Production CORS</w:t>
+      </w:r>
+      <w:r>
+        <w:t xml:space="preserve"> </w:t>
+      </w:r>
+      <w:r>
+        <w:rPr>
+          <w:u w:val="thick"/>
+        </w:rPr>
+        <w:t>should not</w:t>
+      </w:r>
+      <w:r>
+        <w:t xml:space="preserve"> normally </w:t>
+      </w:r>
+      <w:r>
+        <w:rPr>
+          <w:b/>
+          <w:bCs/>
+        </w:rPr>
+        <w:t>include</w:t>
+      </w:r>
+      <w:r>
+        <w:t>:</w:t>
+      </w:r>
+    </w:p>
+    <w:p>
+      <w:pPr>
+        <w:rPr>
+          <w:color w:val="A02B93" w:themeColor="accent5"/>
+        </w:rPr>
+      </w:pPr>
+      <w:r>
+        <w:rPr>
+          <w:color w:val="A02B93" w:themeColor="accent5"/>
+        </w:rPr>
         <w:t>localhost</w:t>
       </w:r>
     </w:p>
     <w:p>
+      <w:pPr>
+        <w:rPr>
+          <w:color w:val="A02B93" w:themeColor="accent5"/>
+        </w:rPr>
+      </w:pPr>
       <w:proofErr w:type="gramStart"/>
       <w:r>
+        <w:rPr>
+          <w:color w:val="A02B93" w:themeColor="accent5"/>
+        </w:rPr>
         <w:t>Development</w:t>
       </w:r>
       <w:proofErr w:type="gramEnd"/>
       <w:r>
+        <w:rPr>
+          <w:color w:val="A02B93" w:themeColor="accent5"/>
+        </w:rPr>
         <w:t xml:space="preserve"> Static Web App URL</w:t>
       </w:r>
     </w:p>
     <w:p>
-      <w:r>
+      <w:pPr>
+        <w:rPr>
+          <w:color w:val="A02B93" w:themeColor="accent5"/>
+        </w:rPr>
+      </w:pPr>
+      <w:r>
+        <w:rPr>
+          <w:color w:val="A02B93" w:themeColor="accent5"/>
+        </w:rPr>
         <w:t>Test Static Web App URL</w:t>
       </w:r>
     </w:p>
     <w:p>
       <w:r>
-        <w:lastRenderedPageBreak/>
         <w:pict w14:anchorId="241C9681">
           <v:rect id="_x0000_i1170" style="width:0;height:1.5pt" o:hralign="center" o:hrstd="t" o:hr="t" fillcolor="#a0a0a0" stroked="f"/>
         </w:pict>
@@ -4852,9 +8372,9 @@
       </w:r>
       <w:r>
         <w:rPr>
-          <w:color w:val="EE0000"/>
-        </w:rPr>
-        <w:t>NOT STARTED</w:t>
+          <w:color w:val="00B050"/>
+        </w:rPr>
+        <w:t>COMPLETE</w:t>
       </w:r>
     </w:p>
     <w:p>
@@ -5326,6 +8846,7 @@
         <w:pStyle w:val="Heading1"/>
       </w:pPr>
       <w:r>
+        <w:lastRenderedPageBreak/>
         <w:t>Recommended Implementation Order for Your Current Project</w:t>
       </w:r>
     </w:p>
@@ -5469,6 +8990,7 @@
     <w:p/>
     <w:p>
       <w:r>
+        <w:lastRenderedPageBreak/>
         <w:t>9. Validate Development Function → Development Search.</w:t>
       </w:r>
     </w:p>
@@ -5549,6 +9071,7 @@
         <w:pStyle w:val="Heading1"/>
       </w:pPr>
       <w:r>
+        <w:lastRenderedPageBreak/>
         <w:t>Most Important I-20 Principle</w:t>
       </w:r>
     </w:p>
@@ -5574,28 +9097,118 @@
     </w:p>
     <w:p>
       <w:r>
+        <w:t>Function Local</w:t>
+      </w:r>
+    </w:p>
+    <w:p>
+      <w:r>
+        <w:t xml:space="preserve">   ↓</w:t>
+      </w:r>
+    </w:p>
+    <w:p>
+      <w:r>
+        <w:t>Development-safe services</w:t>
+      </w:r>
+    </w:p>
+    <w:p>
+      <w:r>
+        <w:t>DEVELOPMENT</w:t>
+      </w:r>
+    </w:p>
+    <w:p>
+      <w:r>
+        <w:t>React Dev</w:t>
+      </w:r>
+    </w:p>
+    <w:p>
+      <w:r>
+        <w:t xml:space="preserve">   ↓</w:t>
+      </w:r>
+    </w:p>
+    <w:p>
+      <w:r>
+        <w:t>Function Dev</w:t>
+      </w:r>
+    </w:p>
+    <w:p>
+      <w:r>
+        <w:t xml:space="preserve">   ↓</w:t>
+      </w:r>
+    </w:p>
+    <w:p>
+      <w:r>
+        <w:t>Search Dev</w:t>
+      </w:r>
+    </w:p>
+    <w:p>
+      <w:r>
+        <w:t>Cosmos Dev</w:t>
+      </w:r>
+    </w:p>
+    <w:p>
+      <w:r>
+        <w:t>Foundry Dev</w:t>
+      </w:r>
+    </w:p>
+    <w:p>
+      <w:r>
+        <w:t>TEST</w:t>
+      </w:r>
+    </w:p>
+    <w:p>
+      <w:r>
+        <w:t>React Test</w:t>
+      </w:r>
+    </w:p>
+    <w:p>
+      <w:r>
+        <w:t xml:space="preserve">   ↓</w:t>
+      </w:r>
+    </w:p>
+    <w:p>
+      <w:r>
+        <w:t>Function Test</w:t>
+      </w:r>
+    </w:p>
+    <w:p>
+      <w:r>
+        <w:t xml:space="preserve">   ↓</w:t>
+      </w:r>
+    </w:p>
+    <w:p>
+      <w:r>
+        <w:t>Search Test</w:t>
+      </w:r>
+    </w:p>
+    <w:p>
+      <w:r>
+        <w:t>Cosmos Test</w:t>
+      </w:r>
+    </w:p>
+    <w:p>
+      <w:r>
+        <w:t>Foundry Test</w:t>
+      </w:r>
+    </w:p>
+    <w:p>
+      <w:r>
+        <w:t>PRODUCTION</w:t>
+      </w:r>
+    </w:p>
+    <w:p>
+      <w:r>
+        <w:t>React Prod</w:t>
+      </w:r>
+    </w:p>
+    <w:p>
+      <w:r>
         <w:lastRenderedPageBreak/>
-        <w:t>Function Local</w:t>
-      </w:r>
-    </w:p>
-    <w:p>
-      <w:r>
         <w:t xml:space="preserve">   ↓</w:t>
       </w:r>
     </w:p>
     <w:p>
       <w:r>
-        <w:t>Development-safe services</w:t>
-      </w:r>
-    </w:p>
-    <w:p>
-      <w:r>
-        <w:t>DEVELOPMENT</w:t>
-      </w:r>
-    </w:p>
-    <w:p>
-      <w:r>
-        <w:t>React Dev</w:t>
+        <w:t>Function Prod</w:t>
       </w:r>
     </w:p>
     <w:p>
@@ -5605,96 +9218,6 @@
     </w:p>
     <w:p>
       <w:r>
-        <w:t>Function Dev</w:t>
-      </w:r>
-    </w:p>
-    <w:p>
-      <w:r>
-        <w:t xml:space="preserve">   ↓</w:t>
-      </w:r>
-    </w:p>
-    <w:p>
-      <w:r>
-        <w:t>Search Dev</w:t>
-      </w:r>
-    </w:p>
-    <w:p>
-      <w:r>
-        <w:t>Cosmos Dev</w:t>
-      </w:r>
-    </w:p>
-    <w:p>
-      <w:r>
-        <w:t>Foundry Dev</w:t>
-      </w:r>
-    </w:p>
-    <w:p>
-      <w:r>
-        <w:t>TEST</w:t>
-      </w:r>
-    </w:p>
-    <w:p>
-      <w:r>
-        <w:t>React Test</w:t>
-      </w:r>
-    </w:p>
-    <w:p>
-      <w:r>
-        <w:t xml:space="preserve">   ↓</w:t>
-      </w:r>
-    </w:p>
-    <w:p>
-      <w:r>
-        <w:t>Function Test</w:t>
-      </w:r>
-    </w:p>
-    <w:p>
-      <w:r>
-        <w:t xml:space="preserve">   ↓</w:t>
-      </w:r>
-    </w:p>
-    <w:p>
-      <w:r>
-        <w:t>Search Test</w:t>
-      </w:r>
-    </w:p>
-    <w:p>
-      <w:r>
-        <w:t>Cosmos Test</w:t>
-      </w:r>
-    </w:p>
-    <w:p>
-      <w:r>
-        <w:t>Foundry Test</w:t>
-      </w:r>
-    </w:p>
-    <w:p>
-      <w:r>
-        <w:t>PRODUCTION</w:t>
-      </w:r>
-    </w:p>
-    <w:p>
-      <w:r>
-        <w:t>React Prod</w:t>
-      </w:r>
-    </w:p>
-    <w:p>
-      <w:r>
-        <w:t xml:space="preserve">   ↓</w:t>
-      </w:r>
-    </w:p>
-    <w:p>
-      <w:r>
-        <w:t>Function Prod</w:t>
-      </w:r>
-    </w:p>
-    <w:p>
-      <w:r>
-        <w:t xml:space="preserve">   ↓</w:t>
-      </w:r>
-    </w:p>
-    <w:p>
-      <w:r>
         <w:t>Search Prod</w:t>
       </w:r>
     </w:p>
@@ -5705,7 +9228,6 @@
     </w:p>
     <w:p>
       <w:r>
-        <w:lastRenderedPageBreak/>
         <w:t>Foundry Prod</w:t>
       </w:r>
     </w:p>
